--- a/Someshwar_Sarkar_Java_Developer.docx
+++ b/Someshwar_Sarkar_Java_Developer.docx
@@ -1,6 +1,6 @@
 
 <file path=word/document.xml><?xml version="1.0" encoding="utf-8"?>
-<w:document xmlns:wpc="http://schemas.microsoft.com/office/word/2010/wordprocessingCanvas" xmlns:cx="http://schemas.microsoft.com/office/drawing/2014/chartex" xmlns:cx1="http://schemas.microsoft.com/office/drawing/2015/9/8/chartex" xmlns:cx2="http://schemas.microsoft.com/office/drawing/2015/10/21/chartex" xmlns:cx3="http://schemas.microsoft.com/office/drawing/2016/5/9/chartex" xmlns:cx4="http://schemas.microsoft.com/office/drawing/2016/5/10/chartex" xmlns:cx5="http://schemas.microsoft.com/office/drawing/2016/5/11/chartex" xmlns:cx6="http://schemas.microsoft.com/office/drawing/2016/5/12/chartex" xmlns:cx7="http://schemas.microsoft.com/office/drawing/2016/5/13/chartex" xmlns:cx8="http://schemas.microsoft.com/office/drawing/2016/5/14/chartex" xmlns:mc="http://schemas.openxmlformats.org/markup-compatibility/2006" xmlns:aink="http://schemas.microsoft.com/office/drawing/2016/ink" xmlns:am3d="http://schemas.microsoft.com/office/drawing/2017/model3d" xmlns:o="urn:schemas-microsoft-com:office:office" xmlns:oel="http://schemas.microsoft.com/office/2019/extlst" xmlns:r="http://schemas.openxmlformats.org/officeDocument/2006/relationships" xmlns:m="http://schemas.openxmlformats.org/officeDocument/2006/math" xmlns:v="urn:schemas-microsoft-com:vml" xmlns:wp14="http://schemas.microsoft.com/office/word/2010/wordprocessingDrawing" xmlns:wp="http://schemas.openxmlformats.org/drawingml/2006/wordprocessingDrawing" xmlns:w10="urn:schemas-microsoft-com:office:word" xmlns:w="http://schemas.openxmlformats.org/wordprocessingml/2006/main" xmlns:w14="http://schemas.microsoft.com/office/word/2010/wordml" xmlns:w15="http://schemas.microsoft.com/office/word/2012/wordml" xmlns:w16cex="http://schemas.microsoft.com/office/word/2018/wordml/cex" xmlns:w16cid="http://schemas.microsoft.com/office/word/2016/wordml/cid" xmlns:w16="http://schemas.microsoft.com/office/word/2018/wordml" xmlns:w16du="http://schemas.microsoft.com/office/word/2023/wordml/word16du" xmlns:w16sdtdh="http://schemas.microsoft.com/office/word/2020/wordml/sdtdatahash" xmlns:w16sdtfl="http://schemas.microsoft.com/office/word/2024/wordml/sdtformatlock" xmlns:w16se="http://schemas.microsoft.com/office/word/2015/wordml/symex" xmlns:wpg="http://schemas.microsoft.com/office/word/2010/wordprocessingGroup" xmlns:wpi="http://schemas.microsoft.com/office/word/2010/wordprocessingInk" xmlns:wne="http://schemas.microsoft.com/office/word/2006/wordml" xmlns:wps="http://schemas.microsoft.com/office/word/2010/wordprocessingShape" mc:Ignorable="w14 w15 w16se w16cid w16 w16cex w16sdtdh w16sdtfl w16du wp14">
+<w:document xmlns:wpc="http://schemas.microsoft.com/office/word/2010/wordprocessingCanvas" xmlns:cx="http://schemas.microsoft.com/office/drawing/2014/chartex" xmlns:cx1="http://schemas.microsoft.com/office/drawing/2015/9/8/chartex" xmlns:cx2="http://schemas.microsoft.com/office/drawing/2015/10/21/chartex" xmlns:cx3="http://schemas.microsoft.com/office/drawing/2016/5/9/chartex" xmlns:cx4="http://schemas.microsoft.com/office/drawing/2016/5/10/chartex" xmlns:cx5="http://schemas.microsoft.com/office/drawing/2016/5/11/chartex" xmlns:cx6="http://schemas.microsoft.com/office/drawing/2016/5/12/chartex" xmlns:cx7="http://schemas.microsoft.com/office/drawing/2016/5/13/chartex" xmlns:cx8="http://schemas.microsoft.com/office/drawing/2016/5/14/chartex" xmlns:mc="http://schemas.openxmlformats.org/markup-compatibility/2006" xmlns:aink="http://schemas.microsoft.com/office/drawing/2016/ink" xmlns:am3d="http://schemas.microsoft.com/office/drawing/2017/model3d" xmlns:o="urn:schemas-microsoft-com:office:office" xmlns:oel="http://schemas.microsoft.com/office/2019/extlst" xmlns:r="http://schemas.openxmlformats.org/officeDocument/2006/relationships" xmlns:m="http://schemas.openxmlformats.org/officeDocument/2006/math" xmlns:v="urn:schemas-microsoft-com:vml" xmlns:wp14="http://schemas.microsoft.com/office/word/2010/wordprocessingDrawing" xmlns:wp="http://schemas.openxmlformats.org/drawingml/2006/wordprocessingDrawing" xmlns:w10="urn:schemas-microsoft-com:office:word" xmlns:w="http://schemas.openxmlformats.org/wordprocessingml/2006/main" xmlns:w14="http://schemas.microsoft.com/office/word/2010/wordml" xmlns:w15="http://schemas.microsoft.com/office/word/2012/wordml" xmlns:w16cei="http://schemas.microsoft.com/office/word/2026/wordml/cei" xmlns:w16cex="http://schemas.microsoft.com/office/word/2018/wordml/cex" xmlns:w16cid="http://schemas.microsoft.com/office/word/2016/wordml/cid" xmlns:w16="http://schemas.microsoft.com/office/word/2018/wordml" xmlns:w16du="http://schemas.microsoft.com/office/word/2023/wordml/word16du" xmlns:w16sdtdh="http://schemas.microsoft.com/office/word/2020/wordml/sdtdatahash" xmlns:w16sdtfl="http://schemas.microsoft.com/office/word/2024/wordml/sdtformatlock" xmlns:w16se="http://schemas.microsoft.com/office/word/2015/wordml/symex" xmlns:wpg="http://schemas.microsoft.com/office/word/2010/wordprocessingGroup" xmlns:wpi="http://schemas.microsoft.com/office/word/2010/wordprocessingInk" xmlns:wne="http://schemas.microsoft.com/office/word/2006/wordml" xmlns:wps="http://schemas.microsoft.com/office/word/2010/wordprocessingShape" mc:Ignorable="w14 w15 w16se w16cid w16 w16cex w16sdtdh w16sdtfl w16du wp14">
   <w:body>
     <w:p>
       <w:pPr>
@@ -8,18 +8,6 @@
       </w:pPr>
       <w:r>
         <w:t>Someshwar Sarkar</w:t>
-      </w:r>
-      <w:r>
-        <w:t xml:space="preserve"> – LWD: 7</w:t>
-      </w:r>
-      <w:r>
-        <w:rPr>
-          <w:vertAlign w:val="superscript"/>
-        </w:rPr>
-        <w:t>th</w:t>
-      </w:r>
-      <w:r>
-        <w:t xml:space="preserve"> April, 2026</w:t>
       </w:r>
     </w:p>
     <w:p>
@@ -65,21 +53,6 @@
     <w:p>
       <w:pPr>
         <w:pStyle w:val="NoSpacing"/>
-      </w:pPr>
-      <w:r>
-        <w:rPr>
-          <w:b/>
-          <w:bCs/>
-        </w:rPr>
-        <w:t>Address:</w:t>
-      </w:r>
-      <w:r>
-        <w:t xml:space="preserve"> 36/7/2 Puratan Kuthi Road, PO Cossimbazar, Berhampore, Murshidabad, West Bengal 742102</w:t>
-      </w:r>
-    </w:p>
-    <w:p>
-      <w:pPr>
-        <w:pStyle w:val="NoSpacing"/>
         <w:pBdr>
           <w:bottom w:val="single" w:sz="6" w:space="1" w:color="auto"/>
         </w:pBdr>
@@ -98,22 +71,41 @@
         <w:pStyle w:val="NoSpacing"/>
       </w:pPr>
       <w:r>
-        <w:t xml:space="preserve">Results-driven Java Developer with over </w:t>
+        <w:t xml:space="preserve">Java Developer with </w:t>
       </w:r>
       <w:r>
-        <w:t>4</w:t>
+        <w:rPr>
+          <w:b/>
+          <w:bCs/>
+        </w:rPr>
+        <w:t>4.</w:t>
       </w:r>
       <w:r>
-        <w:t>.2</w:t>
+        <w:rPr>
+          <w:b/>
+          <w:bCs/>
+        </w:rPr>
+        <w:t>7</w:t>
       </w:r>
       <w:r>
-        <w:t xml:space="preserve"> years of experience in building and maintaining scalable microservices-based applications using Java, Spring Boot, Hibernate, and JPA. Proficient in developing </w:t>
+        <w:rPr>
+          <w:b/>
+          <w:bCs/>
+        </w:rPr>
+        <w:t>+ years</w:t>
       </w:r>
       <w:r>
-        <w:t xml:space="preserve">SOAP APIs, </w:t>
+        <w:t xml:space="preserve"> of experience in </w:t>
       </w:r>
       <w:r>
-        <w:t>RESTful APIs, integrating enterprise systems, and working with relational databases. Experienced in Agile development environments and passionate about delivering efficient, secure, and maintainable software solutions.</w:t>
+        <w:rPr>
+          <w:b/>
+          <w:bCs/>
+        </w:rPr>
+        <w:t>Java, Spring Boot, Microservices, SOAP/REST APIs, SQL, and Oracle</w:t>
+      </w:r>
+      <w:r>
+        <w:t>. Experienced in backend development, production support, incident resolution, application modernization, and Agile development. Proficient in delivering scalable, secure, and maintainable enterprise applications.</w:t>
       </w:r>
     </w:p>
     <w:p>
@@ -273,7 +265,16 @@
         <w:t>Tools:</w:t>
       </w:r>
       <w:r>
-        <w:t xml:space="preserve"> Postman, Spring Tool Suite, IntelliJ, VS Code, DBeaver, GitHub Desktop, Cronacle Redwood, BMC Remedy</w:t>
+        <w:t xml:space="preserve"> Postman, </w:t>
+      </w:r>
+      <w:r>
+        <w:t>STS</w:t>
+      </w:r>
+      <w:r>
+        <w:t>, IntelliJ, VS Code, DBeaver, GitHub Desktop, Cronacle Redwood, BMC Remedy</w:t>
+      </w:r>
+      <w:r>
+        <w:t>, Service Now</w:t>
       </w:r>
       <w:r>
         <w:br/>
@@ -311,6 +312,11 @@
       </w:pPr>
     </w:p>
     <w:p>
+      <w:pPr>
+        <w:rPr>
+          <w:b/>
+        </w:rPr>
+      </w:pPr>
       <w:r>
         <w:rPr>
           <w:b/>
@@ -320,6 +326,133 @@
     </w:p>
     <w:p>
       <w:pPr>
+        <w:rPr>
+          <w:b/>
+          <w:bCs/>
+          <w:i/>
+          <w:iCs/>
+        </w:rPr>
+      </w:pPr>
+      <w:r>
+        <w:rPr>
+          <w:b/>
+          <w:bCs/>
+          <w:i/>
+          <w:iCs/>
+        </w:rPr>
+        <w:t>I.T.</w:t>
+      </w:r>
+      <w:r>
+        <w:rPr>
+          <w:b/>
+          <w:bCs/>
+          <w:i/>
+          <w:iCs/>
+        </w:rPr>
+        <w:t xml:space="preserve"> Analyst | </w:t>
+      </w:r>
+      <w:r>
+        <w:rPr>
+          <w:b/>
+          <w:bCs/>
+          <w:i/>
+          <w:iCs/>
+        </w:rPr>
+        <w:t>Tata Consultancy Services</w:t>
+      </w:r>
+      <w:r>
+        <w:rPr>
+          <w:b/>
+          <w:bCs/>
+          <w:i/>
+          <w:iCs/>
+        </w:rPr>
+        <w:t xml:space="preserve"> | </w:t>
+      </w:r>
+      <w:r>
+        <w:rPr>
+          <w:b/>
+          <w:bCs/>
+          <w:i/>
+          <w:iCs/>
+        </w:rPr>
+        <w:t>April 2026 – Present</w:t>
+      </w:r>
+    </w:p>
+    <w:p>
+      <w:pPr>
+        <w:pStyle w:val="NoSpacing"/>
+        <w:rPr>
+          <w:b/>
+          <w:bCs/>
+        </w:rPr>
+      </w:pPr>
+      <w:r>
+        <w:rPr>
+          <w:b/>
+          <w:bCs/>
+        </w:rPr>
+        <w:t>Canadian Imperial Bank of Commerce</w:t>
+      </w:r>
+    </w:p>
+    <w:p>
+      <w:pPr>
+        <w:rPr>
+          <w:lang w:val="en-IN"/>
+        </w:rPr>
+      </w:pPr>
+      <w:r>
+        <w:rPr>
+          <w:lang w:val="en-IN"/>
+        </w:rPr>
+        <w:t xml:space="preserve">- </w:t>
+      </w:r>
+      <w:r>
+        <w:t xml:space="preserve">Provided production support for a mortgage processing application built using </w:t>
+      </w:r>
+      <w:r>
+        <w:rPr>
+          <w:b/>
+          <w:bCs/>
+        </w:rPr>
+        <w:t>Angular, Spring Boot, REST APIs, and SQL</w:t>
+      </w:r>
+      <w:r>
+        <w:t xml:space="preserve">. Resolved production incidents, implemented backend bug fixes, troubleshot </w:t>
+      </w:r>
+      <w:r>
+        <w:rPr>
+          <w:b/>
+          <w:bCs/>
+        </w:rPr>
+        <w:t>REST APIs</w:t>
+      </w:r>
+      <w:r>
+        <w:t xml:space="preserve">, databases, and upstream/downstream integrations, analyzed application logs, and supported </w:t>
+      </w:r>
+      <w:r>
+        <w:rPr>
+          <w:b/>
+          <w:bCs/>
+        </w:rPr>
+        <w:t>Azure DevOps</w:t>
+      </w:r>
+      <w:r>
+        <w:t xml:space="preserve"> deployments while ensuring </w:t>
+      </w:r>
+      <w:r>
+        <w:rPr>
+          <w:b/>
+          <w:bCs/>
+        </w:rPr>
+        <w:t>SLA compliance</w:t>
+      </w:r>
+      <w:r>
+        <w:t>.</w:t>
+      </w:r>
+    </w:p>
+    <w:p>
+      <w:pPr>
         <w:pStyle w:val="NoSpacing"/>
         <w:rPr>
           <w:b/>
@@ -335,7 +468,16 @@
           <w:i/>
           <w:iCs/>
         </w:rPr>
-        <w:t>Technology Analyst | Infosys Limited | November 2021 – Present</w:t>
+        <w:t xml:space="preserve">Technology Analyst | Infosys Limited | November 2021 – </w:t>
+      </w:r>
+      <w:r>
+        <w:rPr>
+          <w:b/>
+          <w:bCs/>
+          <w:i/>
+          <w:iCs/>
+        </w:rPr>
+        <w:t>April 2026</w:t>
       </w:r>
     </w:p>
     <w:p>
@@ -440,27 +582,20 @@
         <w:t xml:space="preserve">- </w:t>
       </w:r>
       <w:r>
-        <w:t xml:space="preserve">Performed Java upgrade from version </w:t>
+        <w:t xml:space="preserve">Migrated enterprise applications from </w:t>
       </w:r>
       <w:r>
         <w:rPr>
           <w:b/>
           <w:bCs/>
         </w:rPr>
-        <w:t xml:space="preserve">8 </w:t>
+        <w:t xml:space="preserve">Java 8 to Java 21 </w:t>
       </w:r>
       <w:r>
-        <w:t>to</w:t>
+        <w:t>by resolving dependency issues, updating Maven configurations, replacing deprecated APIs, validating compatibility, and optimizing application performance</w:t>
       </w:r>
       <w:r>
-        <w:rPr>
-          <w:b/>
-          <w:bCs/>
-        </w:rPr>
-        <w:t xml:space="preserve"> 21</w:t>
-      </w:r>
-      <w:r>
-        <w:t xml:space="preserve"> for existing applications, resolving dependencies using Maven and deprecated APIs, updating build configurations, testing module compatibility and optimizing code to utilize modern java features.</w:t>
+        <w:t>.</w:t>
       </w:r>
     </w:p>
     <w:p>
@@ -491,17 +626,7 @@
         <w:br/>
       </w:r>
       <w:r>
-        <w:t xml:space="preserve">- Developed and maintained scalable </w:t>
-      </w:r>
-      <w:r>
-        <w:rPr>
-          <w:b/>
-          <w:bCs/>
-        </w:rPr>
-        <w:t>microservices</w:t>
-      </w:r>
-      <w:r>
-        <w:t xml:space="preserve">-based applications using </w:t>
+        <w:t xml:space="preserve">- Developed and maintained scalable applications using </w:t>
       </w:r>
       <w:r>
         <w:rPr>
@@ -518,7 +643,7 @@
           <w:b/>
           <w:bCs/>
         </w:rPr>
-        <w:t>REST</w:t>
+        <w:t>SOAP</w:t>
       </w:r>
       <w:r>
         <w:rPr>
@@ -534,49 +659,23 @@
         <w:t xml:space="preserve"> </w:t>
       </w:r>
       <w:r>
-        <w:t>Developed Oracle PL/SQL procedures, functions, and packages.</w:t>
+        <w:t xml:space="preserve">Developed Oracle </w:t>
+      </w:r>
+      <w:r>
+        <w:rPr>
+          <w:b/>
+          <w:bCs/>
+        </w:rPr>
+        <w:t>PL/SQL procedures, functions, and packages</w:t>
+      </w:r>
+      <w:r>
+        <w:t>.</w:t>
       </w:r>
     </w:p>
     <w:p>
       <w:pPr>
         <w:pStyle w:val="NoSpacing"/>
-        <w:pBdr>
-          <w:bottom w:val="single" w:sz="6" w:space="1" w:color="auto"/>
-        </w:pBdr>
-        <w:rPr>
-          <w:b/>
-        </w:rPr>
-      </w:pPr>
-    </w:p>
-    <w:p>
-      <w:r>
-        <w:rPr>
-          <w:b/>
-        </w:rPr>
-        <w:t>Education</w:t>
-      </w:r>
-    </w:p>
-    <w:p>
-      <w:pPr>
-        <w:pStyle w:val="NoSpacing"/>
-      </w:pPr>
-      <w:r>
-        <w:t>B.</w:t>
-      </w:r>
-      <w:r>
-        <w:t xml:space="preserve"> </w:t>
-      </w:r>
-      <w:r>
-        <w:t>Tech in Computer Science &amp; Engineering | MAKAUT | 2021 | CGPA: 8.55</w:t>
-      </w:r>
-      <w:r>
-        <w:br/>
-        <w:t>Higher Secondary (10+2) | WBCHSE | 2017 | 76%</w:t>
-      </w:r>
-      <w:r>
-        <w:br/>
-        <w:t>Secondary (10th) | WBBSE | 2015 | 75.85%</w:t>
-      </w:r>
+      </w:pPr>
     </w:p>
     <w:sectPr>
       <w:pgSz w:w="12240" w:h="15840"/>
@@ -589,7 +688,7 @@
 </file>
 
 <file path=word/numbering.xml><?xml version="1.0" encoding="utf-8"?>
-<w:numbering xmlns:wpc="http://schemas.microsoft.com/office/word/2010/wordprocessingCanvas" xmlns:cx="http://schemas.microsoft.com/office/drawing/2014/chartex" xmlns:cx1="http://schemas.microsoft.com/office/drawing/2015/9/8/chartex" xmlns:cx2="http://schemas.microsoft.com/office/drawing/2015/10/21/chartex" xmlns:cx3="http://schemas.microsoft.com/office/drawing/2016/5/9/chartex" xmlns:cx4="http://schemas.microsoft.com/office/drawing/2016/5/10/chartex" xmlns:cx5="http://schemas.microsoft.com/office/drawing/2016/5/11/chartex" xmlns:cx6="http://schemas.microsoft.com/office/drawing/2016/5/12/chartex" xmlns:cx7="http://schemas.microsoft.com/office/drawing/2016/5/13/chartex" xmlns:cx8="http://schemas.microsoft.com/office/drawing/2016/5/14/chartex" xmlns:mc="http://schemas.openxmlformats.org/markup-compatibility/2006" xmlns:aink="http://schemas.microsoft.com/office/drawing/2016/ink" xmlns:am3d="http://schemas.microsoft.com/office/drawing/2017/model3d" xmlns:o="urn:schemas-microsoft-com:office:office" xmlns:oel="http://schemas.microsoft.com/office/2019/extlst" xmlns:r="http://schemas.openxmlformats.org/officeDocument/2006/relationships" xmlns:m="http://schemas.openxmlformats.org/officeDocument/2006/math" xmlns:v="urn:schemas-microsoft-com:vml" xmlns:wp14="http://schemas.microsoft.com/office/word/2010/wordprocessingDrawing" xmlns:wp="http://schemas.openxmlformats.org/drawingml/2006/wordprocessingDrawing" xmlns:w10="urn:schemas-microsoft-com:office:word" xmlns:w="http://schemas.openxmlformats.org/wordprocessingml/2006/main" xmlns:w14="http://schemas.microsoft.com/office/word/2010/wordml" xmlns:w15="http://schemas.microsoft.com/office/word/2012/wordml" xmlns:w16cex="http://schemas.microsoft.com/office/word/2018/wordml/cex" xmlns:w16cid="http://schemas.microsoft.com/office/word/2016/wordml/cid" xmlns:w16="http://schemas.microsoft.com/office/word/2018/wordml" xmlns:w16du="http://schemas.microsoft.com/office/word/2023/wordml/word16du" xmlns:w16sdtdh="http://schemas.microsoft.com/office/word/2020/wordml/sdtdatahash" xmlns:w16sdtfl="http://schemas.microsoft.com/office/word/2024/wordml/sdtformatlock" xmlns:w16se="http://schemas.microsoft.com/office/word/2015/wordml/symex" xmlns:wpg="http://schemas.microsoft.com/office/word/2010/wordprocessingGroup" xmlns:wpi="http://schemas.microsoft.com/office/word/2010/wordprocessingInk" xmlns:wne="http://schemas.microsoft.com/office/word/2006/wordml" xmlns:wps="http://schemas.microsoft.com/office/word/2010/wordprocessingShape" mc:Ignorable="w14 w15 w16se w16cid w16 w16cex w16sdtdh w16sdtfl w16du wp14">
+<w:numbering xmlns:wpc="http://schemas.microsoft.com/office/word/2010/wordprocessingCanvas" xmlns:cx="http://schemas.microsoft.com/office/drawing/2014/chartex" xmlns:cx1="http://schemas.microsoft.com/office/drawing/2015/9/8/chartex" xmlns:cx2="http://schemas.microsoft.com/office/drawing/2015/10/21/chartex" xmlns:cx3="http://schemas.microsoft.com/office/drawing/2016/5/9/chartex" xmlns:cx4="http://schemas.microsoft.com/office/drawing/2016/5/10/chartex" xmlns:cx5="http://schemas.microsoft.com/office/drawing/2016/5/11/chartex" xmlns:cx6="http://schemas.microsoft.com/office/drawing/2016/5/12/chartex" xmlns:cx7="http://schemas.microsoft.com/office/drawing/2016/5/13/chartex" xmlns:cx8="http://schemas.microsoft.com/office/drawing/2016/5/14/chartex" xmlns:mc="http://schemas.openxmlformats.org/markup-compatibility/2006" xmlns:aink="http://schemas.microsoft.com/office/drawing/2016/ink" xmlns:am3d="http://schemas.microsoft.com/office/drawing/2017/model3d" xmlns:o="urn:schemas-microsoft-com:office:office" xmlns:oel="http://schemas.microsoft.com/office/2019/extlst" xmlns:r="http://schemas.openxmlformats.org/officeDocument/2006/relationships" xmlns:m="http://schemas.openxmlformats.org/officeDocument/2006/math" xmlns:v="urn:schemas-microsoft-com:vml" xmlns:wp14="http://schemas.microsoft.com/office/word/2010/wordprocessingDrawing" xmlns:wp="http://schemas.openxmlformats.org/drawingml/2006/wordprocessingDrawing" xmlns:w10="urn:schemas-microsoft-com:office:word" xmlns:w="http://schemas.openxmlformats.org/wordprocessingml/2006/main" xmlns:w14="http://schemas.microsoft.com/office/word/2010/wordml" xmlns:w15="http://schemas.microsoft.com/office/word/2012/wordml" xmlns:w16cei="http://schemas.microsoft.com/office/word/2026/wordml/cei" xmlns:w16cex="http://schemas.microsoft.com/office/word/2018/wordml/cex" xmlns:w16cid="http://schemas.microsoft.com/office/word/2016/wordml/cid" xmlns:w16="http://schemas.microsoft.com/office/word/2018/wordml" xmlns:w16du="http://schemas.microsoft.com/office/word/2023/wordml/word16du" xmlns:w16sdtdh="http://schemas.microsoft.com/office/word/2020/wordml/sdtdatahash" xmlns:w16sdtfl="http://schemas.microsoft.com/office/word/2024/wordml/sdtformatlock" xmlns:w16se="http://schemas.microsoft.com/office/word/2015/wordml/symex" xmlns:wpg="http://schemas.microsoft.com/office/word/2010/wordprocessingGroup" xmlns:wpi="http://schemas.microsoft.com/office/word/2010/wordprocessingInk" xmlns:wne="http://schemas.microsoft.com/office/word/2006/wordml" xmlns:wps="http://schemas.microsoft.com/office/word/2010/wordprocessingShape" mc:Ignorable="w14 w15 w16se w16cid w16 w16cex w16sdtdh w16sdtfl w16du wp14">
   <w:abstractNum w:abstractNumId="0" w15:restartNumberingAfterBreak="0">
     <w:nsid w:val="FFFFFF7C"/>
     <w:multiLevelType w:val="singleLevel"/>
@@ -1199,6 +1298,118 @@
       </w:rPr>
     </w:lvl>
     <w:lvl w:ilvl="8" w:tplc="04090005" w:tentative="1">
+      <w:start w:val="1"/>
+      <w:numFmt w:val="bullet"/>
+      <w:lvlText w:val=""/>
+      <w:lvlJc w:val="left"/>
+      <w:pPr>
+        <w:ind w:left="6480" w:hanging="360"/>
+      </w:pPr>
+      <w:rPr>
+        <w:rFonts w:ascii="Wingdings" w:hAnsi="Wingdings" w:hint="default"/>
+      </w:rPr>
+    </w:lvl>
+  </w:abstractNum>
+  <w:abstractNum w:abstractNumId="13" w15:restartNumberingAfterBreak="0">
+    <w:nsid w:val="6FF83F9D"/>
+    <w:multiLevelType w:val="hybridMultilevel"/>
+    <w:tmpl w:val="A58438D8"/>
+    <w:lvl w:ilvl="0" w:tplc="568830FC">
+      <w:numFmt w:val="bullet"/>
+      <w:lvlText w:val="-"/>
+      <w:lvlJc w:val="left"/>
+      <w:pPr>
+        <w:ind w:left="720" w:hanging="360"/>
+      </w:pPr>
+      <w:rPr>
+        <w:rFonts w:ascii="Cambria" w:eastAsiaTheme="minorEastAsia" w:hAnsi="Cambria" w:cstheme="minorBidi" w:hint="default"/>
+      </w:rPr>
+    </w:lvl>
+    <w:lvl w:ilvl="1" w:tplc="40090003" w:tentative="1">
+      <w:start w:val="1"/>
+      <w:numFmt w:val="bullet"/>
+      <w:lvlText w:val="o"/>
+      <w:lvlJc w:val="left"/>
+      <w:pPr>
+        <w:ind w:left="1440" w:hanging="360"/>
+      </w:pPr>
+      <w:rPr>
+        <w:rFonts w:ascii="Courier New" w:hAnsi="Courier New" w:cs="Courier New" w:hint="default"/>
+      </w:rPr>
+    </w:lvl>
+    <w:lvl w:ilvl="2" w:tplc="40090005" w:tentative="1">
+      <w:start w:val="1"/>
+      <w:numFmt w:val="bullet"/>
+      <w:lvlText w:val=""/>
+      <w:lvlJc w:val="left"/>
+      <w:pPr>
+        <w:ind w:left="2160" w:hanging="360"/>
+      </w:pPr>
+      <w:rPr>
+        <w:rFonts w:ascii="Wingdings" w:hAnsi="Wingdings" w:hint="default"/>
+      </w:rPr>
+    </w:lvl>
+    <w:lvl w:ilvl="3" w:tplc="40090001" w:tentative="1">
+      <w:start w:val="1"/>
+      <w:numFmt w:val="bullet"/>
+      <w:lvlText w:val=""/>
+      <w:lvlJc w:val="left"/>
+      <w:pPr>
+        <w:ind w:left="2880" w:hanging="360"/>
+      </w:pPr>
+      <w:rPr>
+        <w:rFonts w:ascii="Symbol" w:hAnsi="Symbol" w:hint="default"/>
+      </w:rPr>
+    </w:lvl>
+    <w:lvl w:ilvl="4" w:tplc="40090003" w:tentative="1">
+      <w:start w:val="1"/>
+      <w:numFmt w:val="bullet"/>
+      <w:lvlText w:val="o"/>
+      <w:lvlJc w:val="left"/>
+      <w:pPr>
+        <w:ind w:left="3600" w:hanging="360"/>
+      </w:pPr>
+      <w:rPr>
+        <w:rFonts w:ascii="Courier New" w:hAnsi="Courier New" w:cs="Courier New" w:hint="default"/>
+      </w:rPr>
+    </w:lvl>
+    <w:lvl w:ilvl="5" w:tplc="40090005" w:tentative="1">
+      <w:start w:val="1"/>
+      <w:numFmt w:val="bullet"/>
+      <w:lvlText w:val=""/>
+      <w:lvlJc w:val="left"/>
+      <w:pPr>
+        <w:ind w:left="4320" w:hanging="360"/>
+      </w:pPr>
+      <w:rPr>
+        <w:rFonts w:ascii="Wingdings" w:hAnsi="Wingdings" w:hint="default"/>
+      </w:rPr>
+    </w:lvl>
+    <w:lvl w:ilvl="6" w:tplc="40090001" w:tentative="1">
+      <w:start w:val="1"/>
+      <w:numFmt w:val="bullet"/>
+      <w:lvlText w:val=""/>
+      <w:lvlJc w:val="left"/>
+      <w:pPr>
+        <w:ind w:left="5040" w:hanging="360"/>
+      </w:pPr>
+      <w:rPr>
+        <w:rFonts w:ascii="Symbol" w:hAnsi="Symbol" w:hint="default"/>
+      </w:rPr>
+    </w:lvl>
+    <w:lvl w:ilvl="7" w:tplc="40090003" w:tentative="1">
+      <w:start w:val="1"/>
+      <w:numFmt w:val="bullet"/>
+      <w:lvlText w:val="o"/>
+      <w:lvlJc w:val="left"/>
+      <w:pPr>
+        <w:ind w:left="5760" w:hanging="360"/>
+      </w:pPr>
+      <w:rPr>
+        <w:rFonts w:ascii="Courier New" w:hAnsi="Courier New" w:cs="Courier New" w:hint="default"/>
+      </w:rPr>
+    </w:lvl>
+    <w:lvl w:ilvl="8" w:tplc="40090005" w:tentative="1">
       <w:start w:val="1"/>
       <w:numFmt w:val="bullet"/>
       <w:lvlText w:val=""/>
@@ -1249,6 +1460,9 @@
   </w:num>
   <w:num w:numId="13" w16cid:durableId="952831332">
     <w:abstractNumId w:val="10"/>
+  </w:num>
+  <w:num w:numId="14" w16cid:durableId="1640111316">
+    <w:abstractNumId w:val="13"/>
   </w:num>
 </w:numbering>
 </file>

--- a/Someshwar_Sarkar_Java_Developer.docx
+++ b/Someshwar_Sarkar_Java_Developer.docx
@@ -1,327 +1,27 @@
 
 <file path=word/document.xml><?xml version="1.0" encoding="utf-8"?>
-<w:document xmlns:wpc="http://schemas.microsoft.com/office/word/2010/wordprocessingCanvas" xmlns:cx="http://schemas.microsoft.com/office/drawing/2014/chartex" xmlns:cx1="http://schemas.microsoft.com/office/drawing/2015/9/8/chartex" xmlns:cx2="http://schemas.microsoft.com/office/drawing/2015/10/21/chartex" xmlns:cx3="http://schemas.microsoft.com/office/drawing/2016/5/9/chartex" xmlns:cx4="http://schemas.microsoft.com/office/drawing/2016/5/10/chartex" xmlns:cx5="http://schemas.microsoft.com/office/drawing/2016/5/11/chartex" xmlns:cx6="http://schemas.microsoft.com/office/drawing/2016/5/12/chartex" xmlns:cx7="http://schemas.microsoft.com/office/drawing/2016/5/13/chartex" xmlns:cx8="http://schemas.microsoft.com/office/drawing/2016/5/14/chartex" xmlns:mc="http://schemas.openxmlformats.org/markup-compatibility/2006" xmlns:aink="http://schemas.microsoft.com/office/drawing/2016/ink" xmlns:am3d="http://schemas.microsoft.com/office/drawing/2017/model3d" xmlns:o="urn:schemas-microsoft-com:office:office" xmlns:oel="http://schemas.microsoft.com/office/2019/extlst" xmlns:r="http://schemas.openxmlformats.org/officeDocument/2006/relationships" xmlns:m="http://schemas.openxmlformats.org/officeDocument/2006/math" xmlns:v="urn:schemas-microsoft-com:vml" xmlns:wp14="http://schemas.microsoft.com/office/word/2010/wordprocessingDrawing" xmlns:wp="http://schemas.openxmlformats.org/drawingml/2006/wordprocessingDrawing" xmlns:w10="urn:schemas-microsoft-com:office:word" xmlns:w="http://schemas.openxmlformats.org/wordprocessingml/2006/main" xmlns:w14="http://schemas.microsoft.com/office/word/2010/wordml" xmlns:w15="http://schemas.microsoft.com/office/word/2012/wordml" xmlns:w16cei="http://schemas.microsoft.com/office/word/2026/wordml/cei" xmlns:w16cex="http://schemas.microsoft.com/office/word/2018/wordml/cex" xmlns:w16cid="http://schemas.microsoft.com/office/word/2016/wordml/cid" xmlns:w16="http://schemas.microsoft.com/office/word/2018/wordml" xmlns:w16du="http://schemas.microsoft.com/office/word/2023/wordml/word16du" xmlns:w16sdtdh="http://schemas.microsoft.com/office/word/2020/wordml/sdtdatahash" xmlns:w16sdtfl="http://schemas.microsoft.com/office/word/2024/wordml/sdtformatlock" xmlns:w16se="http://schemas.microsoft.com/office/word/2015/wordml/symex" xmlns:wpg="http://schemas.microsoft.com/office/word/2010/wordprocessingGroup" xmlns:wpi="http://schemas.microsoft.com/office/word/2010/wordprocessingInk" xmlns:wne="http://schemas.microsoft.com/office/word/2006/wordml" xmlns:wps="http://schemas.microsoft.com/office/word/2010/wordprocessingShape" mc:Ignorable="w14 w15 w16se w16cid w16 w16cex w16sdtdh w16sdtfl w16du wp14">
+<w:document xmlns:wpc="http://schemas.microsoft.com/office/word/2010/wordprocessingCanvas" xmlns:cx="http://schemas.microsoft.com/office/drawing/2014/chartex" xmlns:cx1="http://schemas.microsoft.com/office/drawing/2015/9/8/chartex" xmlns:cx2="http://schemas.microsoft.com/office/drawing/2015/10/21/chartex" xmlns:cx3="http://schemas.microsoft.com/office/drawing/2016/5/9/chartex" xmlns:cx4="http://schemas.microsoft.com/office/drawing/2016/5/10/chartex" xmlns:cx5="http://schemas.microsoft.com/office/drawing/2016/5/11/chartex" xmlns:cx6="http://schemas.microsoft.com/office/drawing/2016/5/12/chartex" xmlns:cx7="http://schemas.microsoft.com/office/drawing/2016/5/13/chartex" xmlns:cx8="http://schemas.microsoft.com/office/drawing/2016/5/14/chartex" xmlns:mc="http://schemas.openxmlformats.org/markup-compatibility/2006" xmlns:aink="http://schemas.microsoft.com/office/drawing/2016/ink" xmlns:am3d="http://schemas.microsoft.com/office/drawing/2017/model3d" xmlns:o="urn:schemas-microsoft-com:office:office" xmlns:oel="http://schemas.microsoft.com/office/2019/extlst" xmlns:r="http://schemas.openxmlformats.org/officeDocument/2006/relationships" xmlns:m="http://schemas.openxmlformats.org/officeDocument/2006/math" xmlns:v="urn:schemas-microsoft-com:vml" xmlns:wp14="http://schemas.microsoft.com/office/word/2010/wordprocessingDrawing" xmlns:wp="http://schemas.openxmlformats.org/drawingml/2006/wordprocessingDrawing" xmlns:w10="urn:schemas-microsoft-com:office:word" xmlns:w="http://schemas.openxmlformats.org/wordprocessingml/2006/main" xmlns:w14="http://schemas.microsoft.com/office/word/2010/wordml" xmlns:w15="http://schemas.microsoft.com/office/word/2012/wordml" xmlns:w16cex="http://schemas.microsoft.com/office/word/2018/wordml/cex" xmlns:w16cid="http://schemas.microsoft.com/office/word/2016/wordml/cid" xmlns:w16="http://schemas.microsoft.com/office/word/2018/wordml" xmlns:w16du="http://schemas.microsoft.com/office/word/2023/wordml/word16du" xmlns:w16sdtdh="http://schemas.microsoft.com/office/word/2020/wordml/sdtdatahash" xmlns:w16sdtfl="http://schemas.microsoft.com/office/word/2024/wordml/sdtformatlock" xmlns:w16se="http://schemas.microsoft.com/office/word/2015/wordml/symex" xmlns:wpg="http://schemas.microsoft.com/office/word/2010/wordprocessingGroup" xmlns:wpi="http://schemas.microsoft.com/office/word/2010/wordprocessingInk" xmlns:wne="http://schemas.microsoft.com/office/word/2006/wordml" xmlns:wps="http://schemas.microsoft.com/office/word/2010/wordprocessingShape" mc:Ignorable="w14 w15 w16se w16cid w16 w16cex w16sdtdh w16sdtfl w16du wp14">
   <w:body>
     <w:p>
       <w:pPr>
-        <w:pStyle w:val="Title"/>
-      </w:pPr>
-      <w:r>
-        <w:t>Someshwar Sarkar</w:t>
-      </w:r>
-    </w:p>
-    <w:p>
-      <w:pPr>
         <w:pStyle w:val="NoSpacing"/>
-      </w:pPr>
-      <w:r>
         <w:rPr>
+          <w:rFonts w:ascii="Arial" w:hAnsi="Arial"/>
           <w:b/>
-          <w:bCs/>
-        </w:rPr>
-        <w:t>Mobile:</w:t>
-      </w:r>
-      <w:r>
-        <w:t xml:space="preserve"> +91 8158887147 | </w:t>
-      </w:r>
-      <w:r>
-        <w:rPr>
-          <w:b/>
-          <w:bCs/>
-        </w:rPr>
-        <w:t>Email:</w:t>
-      </w:r>
-      <w:r>
-        <w:t xml:space="preserve"> someshwarsarkar9851@gmail.com</w:t>
-      </w:r>
-    </w:p>
-    <w:p>
-      <w:pPr>
-        <w:pStyle w:val="NoSpacing"/>
-      </w:pPr>
-      <w:r>
-        <w:rPr>
-          <w:b/>
-          <w:bCs/>
-        </w:rPr>
-        <w:t>LinkedIn:</w:t>
-      </w:r>
-      <w:r>
-        <w:t xml:space="preserve"> https://linkedin.com/in/someshwar-sarkar-5111aa2b8</w:t>
-      </w:r>
-    </w:p>
-    <w:p>
-      <w:pPr>
-        <w:pStyle w:val="NoSpacing"/>
-        <w:pBdr>
-          <w:bottom w:val="single" w:sz="6" w:space="1" w:color="auto"/>
-        </w:pBdr>
-      </w:pPr>
-    </w:p>
-    <w:p>
-      <w:r>
-        <w:rPr>
-          <w:b/>
-        </w:rPr>
-        <w:t>Professional Summary</w:t>
-      </w:r>
-    </w:p>
-    <w:p>
-      <w:pPr>
-        <w:pStyle w:val="NoSpacing"/>
-      </w:pPr>
-      <w:r>
-        <w:t xml:space="preserve">Java Developer with </w:t>
-      </w:r>
-      <w:r>
-        <w:rPr>
-          <w:b/>
-          <w:bCs/>
-        </w:rPr>
-        <w:t>4.</w:t>
-      </w:r>
-      <w:r>
-        <w:rPr>
-          <w:b/>
-          <w:bCs/>
-        </w:rPr>
-        <w:t>7</w:t>
-      </w:r>
-      <w:r>
-        <w:rPr>
-          <w:b/>
-          <w:bCs/>
-        </w:rPr>
-        <w:t>+ years</w:t>
-      </w:r>
-      <w:r>
-        <w:t xml:space="preserve"> of experience in </w:t>
-      </w:r>
-      <w:r>
-        <w:rPr>
-          <w:b/>
-          <w:bCs/>
-        </w:rPr>
-        <w:t>Java, Spring Boot, Microservices, SOAP/REST APIs, SQL, and Oracle</w:t>
-      </w:r>
-      <w:r>
-        <w:t>. Experienced in backend development, production support, incident resolution, application modernization, and Agile development. Proficient in delivering scalable, secure, and maintainable enterprise applications.</w:t>
-      </w:r>
-    </w:p>
-    <w:p>
-      <w:pPr>
-        <w:pStyle w:val="NoSpacing"/>
-        <w:pBdr>
-          <w:bottom w:val="single" w:sz="6" w:space="1" w:color="auto"/>
-        </w:pBdr>
-      </w:pPr>
-    </w:p>
-    <w:p>
-      <w:r>
-        <w:rPr>
-          <w:b/>
-        </w:rPr>
-        <w:t>Technical Skills</w:t>
-      </w:r>
-    </w:p>
-    <w:p>
-      <w:pPr>
-        <w:pStyle w:val="NoSpacing"/>
-      </w:pPr>
-      <w:r>
-        <w:rPr>
-          <w:b/>
-          <w:bCs/>
-        </w:rPr>
-        <w:t>Languages:</w:t>
-      </w:r>
-      <w:r>
-        <w:t xml:space="preserve"> Java, SQL</w:t>
-      </w:r>
-      <w:r>
-        <w:br/>
-      </w:r>
-      <w:r>
-        <w:rPr>
-          <w:b/>
-          <w:bCs/>
-        </w:rPr>
-        <w:t>Frameworks</w:t>
-      </w:r>
-      <w:r>
-        <w:rPr>
-          <w:b/>
-          <w:bCs/>
-        </w:rPr>
-        <w:t>/Technologies</w:t>
-      </w:r>
-      <w:r>
-        <w:rPr>
-          <w:b/>
-          <w:bCs/>
-        </w:rPr>
-        <w:t>:</w:t>
-      </w:r>
-      <w:r>
-        <w:t xml:space="preserve"> Spring Boot, Spring MVC,</w:t>
-      </w:r>
-      <w:r>
-        <w:t xml:space="preserve"> Spring Security,</w:t>
-      </w:r>
-      <w:r>
-        <w:t xml:space="preserve"> Hibernate, JPA</w:t>
-      </w:r>
-      <w:r>
-        <w:t>, Junit, Docker</w:t>
-      </w:r>
-      <w:r>
-        <w:br/>
-      </w:r>
-      <w:r>
-        <w:rPr>
-          <w:b/>
-          <w:bCs/>
-        </w:rPr>
-        <w:t>Web Services:</w:t>
-      </w:r>
-      <w:r>
-        <w:t xml:space="preserve"> </w:t>
-      </w:r>
-      <w:r>
-        <w:t xml:space="preserve">SOAP APIs, </w:t>
-      </w:r>
-      <w:r>
-        <w:t>REST APIs</w:t>
-      </w:r>
-      <w:r>
-        <w:br/>
-      </w:r>
-      <w:r>
-        <w:rPr>
-          <w:b/>
-          <w:bCs/>
-        </w:rPr>
-        <w:t>Architecture:</w:t>
-      </w:r>
-      <w:r>
-        <w:t xml:space="preserve"> Microservices</w:t>
-      </w:r>
-      <w:r>
-        <w:br/>
-      </w:r>
-      <w:r>
-        <w:rPr>
-          <w:b/>
-          <w:bCs/>
-        </w:rPr>
-        <w:t>Database:</w:t>
-      </w:r>
-      <w:r>
-        <w:t xml:space="preserve"> Oracle</w:t>
-      </w:r>
-      <w:r>
-        <w:br/>
-      </w:r>
-      <w:r>
-        <w:rPr>
-          <w:b/>
-          <w:bCs/>
-        </w:rPr>
-        <w:t>Version Control:</w:t>
-      </w:r>
-      <w:r>
-        <w:t xml:space="preserve"> Git, GitHub</w:t>
-      </w:r>
-    </w:p>
-    <w:p>
-      <w:pPr>
-        <w:pStyle w:val="NoSpacing"/>
-      </w:pPr>
-      <w:r>
-        <w:rPr>
-          <w:b/>
-          <w:bCs/>
-        </w:rPr>
-        <w:t>Deployment:</w:t>
-      </w:r>
-      <w:r>
-        <w:rPr>
-          <w:b/>
-          <w:bCs/>
-        </w:rPr>
-        <w:t xml:space="preserve"> </w:t>
-      </w:r>
-      <w:r>
-        <w:t>Azure Devops</w:t>
-      </w:r>
-      <w:r>
-        <w:br/>
-      </w:r>
-      <w:r>
-        <w:rPr>
-          <w:b/>
-          <w:bCs/>
-        </w:rPr>
-        <w:t>Tools:</w:t>
-      </w:r>
-      <w:r>
-        <w:t xml:space="preserve"> Postman, </w:t>
-      </w:r>
-      <w:r>
-        <w:t>STS</w:t>
-      </w:r>
-      <w:r>
-        <w:t>, IntelliJ, VS Code, DBeaver, GitHub Desktop, Cronacle Redwood, BMC Remedy</w:t>
-      </w:r>
-      <w:r>
-        <w:t>, Service Now</w:t>
-      </w:r>
-      <w:r>
-        <w:br/>
-      </w:r>
-      <w:r>
-        <w:rPr>
-          <w:b/>
-          <w:bCs/>
-        </w:rPr>
-        <w:t>Scripting:</w:t>
-      </w:r>
-      <w:r>
-        <w:t xml:space="preserve"> Bash</w:t>
-      </w:r>
-      <w:r>
-        <w:br/>
-      </w:r>
-      <w:r>
-        <w:rPr>
-          <w:b/>
-          <w:bCs/>
-        </w:rPr>
-        <w:t>Operating Systems:</w:t>
-      </w:r>
-      <w:r>
-        <w:t xml:space="preserve"> Windows, Linux</w:t>
-      </w:r>
-    </w:p>
-    <w:p>
-      <w:pPr>
-        <w:pStyle w:val="NoSpacing"/>
-        <w:pBdr>
-          <w:bottom w:val="single" w:sz="6" w:space="1" w:color="auto"/>
-        </w:pBdr>
-      </w:pPr>
-    </w:p>
-    <w:p>
-      <w:pPr>
-        <w:rPr>
-          <w:b/>
+          <w:color w:val="1F5A7A"/>
+          <w:sz w:val="36"/>
+          <w:szCs w:val="36"/>
         </w:rPr>
       </w:pPr>
       <w:r>
         <w:rPr>
+          <w:rFonts w:ascii="Arial" w:hAnsi="Arial"/>
           <w:b/>
+          <w:color w:val="1F5A7A"/>
+          <w:sz w:val="36"/>
+          <w:szCs w:val="36"/>
         </w:rPr>
-        <w:t>Professional Experience</w:t>
+        <w:t>Someshwar Sarkar</w:t>
       </w:r>
     </w:p>
     <w:p>
@@ -329,357 +29,866 @@
         <w:rPr>
           <w:b/>
           <w:bCs/>
-          <w:i/>
-          <w:iCs/>
+          <w:szCs w:val="18"/>
         </w:rPr>
       </w:pPr>
       <w:r>
         <w:rPr>
           <w:b/>
           <w:bCs/>
-          <w:i/>
-          <w:iCs/>
+          <w:szCs w:val="18"/>
         </w:rPr>
-        <w:t>I.T.</w:t>
+        <w:t xml:space="preserve">+91 8158887147 | </w:t>
       </w:r>
+      <w:hyperlink r:id="rId6" w:history="1">
+        <w:r>
+          <w:rPr>
+            <w:rStyle w:val="Hyperlink"/>
+            <w:b/>
+            <w:bCs/>
+            <w:szCs w:val="18"/>
+          </w:rPr>
+          <w:t>someshwarsarkar9851@gmail.com</w:t>
+        </w:r>
+      </w:hyperlink>
       <w:r>
         <w:rPr>
           <w:b/>
           <w:bCs/>
-          <w:i/>
-          <w:iCs/>
+          <w:szCs w:val="18"/>
         </w:rPr>
-        <w:t xml:space="preserve"> Analyst | </w:t>
+        <w:t xml:space="preserve"> | </w:t>
       </w:r>
+      <w:hyperlink r:id="rId7" w:history="1">
+        <w:r>
+          <w:rPr>
+            <w:rStyle w:val="Hyperlink"/>
+            <w:b/>
+            <w:bCs/>
+            <w:szCs w:val="18"/>
+          </w:rPr>
+          <w:t>https://www.linkedin.com/in/someshwar-sarkar-5111aa2b8/</w:t>
+        </w:r>
+      </w:hyperlink>
+    </w:p>
+    <w:p>
+      <w:pPr>
+        <w:spacing w:before="100" w:after="40"/>
+        <w:rPr>
+          <w:szCs w:val="18"/>
+        </w:rPr>
+      </w:pPr>
       <w:r>
         <w:rPr>
           <w:b/>
-          <w:bCs/>
-          <w:i/>
-          <w:iCs/>
+          <w:color w:val="1F5A7A"/>
+          <w:szCs w:val="18"/>
         </w:rPr>
-        <w:t>Tata Consultancy Services</w:t>
-      </w:r>
-      <w:r>
-        <w:rPr>
-          <w:b/>
-          <w:bCs/>
-          <w:i/>
-          <w:iCs/>
-        </w:rPr>
-        <w:t xml:space="preserve"> | </w:t>
-      </w:r>
-      <w:r>
-        <w:rPr>
-          <w:b/>
-          <w:bCs/>
-          <w:i/>
-          <w:iCs/>
-        </w:rPr>
-        <w:t>April 2026 – Present</w:t>
+        <w:t>PROFESSIONAL SUMMARY</w:t>
       </w:r>
     </w:p>
     <w:p>
       <w:pPr>
-        <w:pStyle w:val="NoSpacing"/>
+        <w:spacing w:after="40" w:line="240" w:lineRule="auto"/>
         <w:rPr>
-          <w:b/>
-          <w:bCs/>
+          <w:szCs w:val="18"/>
         </w:rPr>
       </w:pPr>
       <w:r>
         <w:rPr>
           <w:b/>
           <w:bCs/>
+          <w:szCs w:val="18"/>
         </w:rPr>
-        <w:t>Canadian Imperial Bank of Commerce</w:t>
+        <w:t>Java Developer</w:t>
       </w:r>
-    </w:p>
-    <w:p>
-      <w:pPr>
-        <w:rPr>
-          <w:lang w:val="en-IN"/>
-        </w:rPr>
-      </w:pPr>
       <w:r>
         <w:rPr>
-          <w:lang w:val="en-IN"/>
+          <w:szCs w:val="18"/>
         </w:rPr>
-        <w:t xml:space="preserve">- </w:t>
-      </w:r>
-      <w:r>
-        <w:t xml:space="preserve">Provided production support for a mortgage processing application built using </w:t>
+        <w:t xml:space="preserve"> with </w:t>
       </w:r>
       <w:r>
         <w:rPr>
           <w:b/>
           <w:bCs/>
+          <w:szCs w:val="18"/>
         </w:rPr>
-        <w:t>Angular, Spring Boot, REST APIs, and SQL</w:t>
-      </w:r>
-      <w:r>
-        <w:t xml:space="preserve">. Resolved production incidents, implemented backend bug fixes, troubleshot </w:t>
+        <w:t>5+ years</w:t>
       </w:r>
       <w:r>
         <w:rPr>
-          <w:b/>
-          <w:bCs/>
+          <w:szCs w:val="18"/>
         </w:rPr>
-        <w:t>REST APIs</w:t>
-      </w:r>
-      <w:r>
-        <w:t xml:space="preserve">, databases, and upstream/downstream integrations, analyzed application logs, and supported </w:t>
+        <w:t xml:space="preserve"> of experience in backend development, enterprise application development, system integration, and production support. Strong expertise in Java, Spring Boot, Microservices, REST/SOAP APIs, SQL, and Oracle, with experience in event-driven architecture using Kafka and cloud-based technologies. Experienced in developing and maintaining scalable applications, integrating enterprise systems, troubleshooting production issues, modernizing applications from Java 8 to Java 21, vulnerability remediation, and implementing CI/CD pipelines. Skilled in working across the complete application lifecycle, from development and integration to deployment, monitoring, and support</w:t>
       </w:r>
       <w:r>
         <w:rPr>
-          <w:b/>
-          <w:bCs/>
+          <w:szCs w:val="18"/>
         </w:rPr>
-        <w:t>Azure DevOps</w:t>
-      </w:r>
-      <w:r>
-        <w:t xml:space="preserve"> deployments while ensuring </w:t>
-      </w:r>
-      <w:r>
-        <w:rPr>
-          <w:b/>
-          <w:bCs/>
-        </w:rPr>
-        <w:t>SLA compliance</w:t>
-      </w:r>
-      <w:r>
         <w:t>.</w:t>
       </w:r>
     </w:p>
     <w:p>
       <w:pPr>
-        <w:pStyle w:val="NoSpacing"/>
+        <w:spacing w:after="40" w:line="240" w:lineRule="auto"/>
+        <w:rPr>
+          <w:szCs w:val="18"/>
+        </w:rPr>
+      </w:pPr>
+    </w:p>
+    <w:p>
+      <w:pPr>
+        <w:spacing w:before="100" w:after="40"/>
+        <w:rPr>
+          <w:szCs w:val="18"/>
+        </w:rPr>
+      </w:pPr>
+      <w:r>
         <w:rPr>
           <w:b/>
-          <w:bCs/>
-          <w:i/>
-          <w:iCs/>
+          <w:color w:val="1F5A7A"/>
+          <w:szCs w:val="18"/>
+        </w:rPr>
+        <w:t>TECHNICAL SKILLS</w:t>
+      </w:r>
+    </w:p>
+    <w:p>
+      <w:pPr>
+        <w:spacing w:after="40" w:line="240" w:lineRule="auto"/>
+        <w:rPr>
+          <w:szCs w:val="18"/>
         </w:rPr>
       </w:pPr>
       <w:r>
         <w:rPr>
           <w:b/>
           <w:bCs/>
-          <w:i/>
-          <w:iCs/>
+          <w:szCs w:val="18"/>
         </w:rPr>
-        <w:t xml:space="preserve">Technology Analyst | Infosys Limited | November 2021 – </w:t>
+        <w:t>Languages</w:t>
       </w:r>
       <w:r>
         <w:rPr>
-          <w:b/>
-          <w:bCs/>
-          <w:i/>
-          <w:iCs/>
+          <w:szCs w:val="18"/>
         </w:rPr>
-        <w:t>April 2026</w:t>
+        <w:t>: Java, SQ</w:t>
+      </w:r>
+      <w:r>
+        <w:rPr>
+          <w:szCs w:val="18"/>
+        </w:rPr>
+        <w:t>L</w:t>
       </w:r>
     </w:p>
     <w:p>
       <w:pPr>
-        <w:pStyle w:val="NoSpacing"/>
+        <w:spacing w:after="40" w:line="240" w:lineRule="auto"/>
         <w:rPr>
-          <w:b/>
-          <w:bCs/>
-          <w:i/>
-          <w:iCs/>
-        </w:rPr>
-      </w:pPr>
-    </w:p>
-    <w:p>
-      <w:pPr>
-        <w:pStyle w:val="NoSpacing"/>
-        <w:rPr>
-          <w:b/>
-          <w:bCs/>
+          <w:szCs w:val="18"/>
         </w:rPr>
       </w:pPr>
       <w:r>
         <w:rPr>
           <w:b/>
           <w:bCs/>
+          <w:szCs w:val="18"/>
         </w:rPr>
-        <w:t>Uniper Energy:</w:t>
+        <w:t>Frameworks</w:t>
+      </w:r>
+      <w:r>
+        <w:rPr>
+          <w:szCs w:val="18"/>
+        </w:rPr>
+        <w:t>: Spring Boot, Spring MVC, Spring Security, Hibernate, JPA, JUnit</w:t>
       </w:r>
     </w:p>
     <w:p>
       <w:pPr>
-        <w:pStyle w:val="NoSpacing"/>
+        <w:spacing w:after="40" w:line="240" w:lineRule="auto"/>
         <w:rPr>
-          <w:lang w:val="en-IN"/>
+          <w:szCs w:val="18"/>
         </w:rPr>
       </w:pPr>
       <w:r>
         <w:rPr>
           <w:b/>
           <w:bCs/>
+          <w:szCs w:val="18"/>
         </w:rPr>
-        <w:t xml:space="preserve">- </w:t>
+        <w:t>Web Services</w:t>
       </w:r>
       <w:r>
         <w:rPr>
-          <w:lang w:val="en-IN"/>
+          <w:szCs w:val="18"/>
         </w:rPr>
-        <w:t xml:space="preserve">Worked on vulnerability remediation for a Java 8–based shared library used by multiple upstream and downstream applications. Identified and resolved issues by upgrading vulnerable dependencies and applying secure coding practices while ensuring backward compatibility. Managed builds and deployments through </w:t>
-      </w:r>
-      <w:r>
-        <w:rPr>
-          <w:b/>
-          <w:bCs/>
-          <w:lang w:val="en-IN"/>
-        </w:rPr>
-        <w:t>Azure DevOps</w:t>
-      </w:r>
-      <w:r>
-        <w:rPr>
-          <w:lang w:val="en-IN"/>
-        </w:rPr>
-        <w:t xml:space="preserve"> CI/CD pipelines and collaborated with dependent application teams to validate changes and ensure smooth, impact-free releases</w:t>
-      </w:r>
-      <w:r>
-        <w:t>.</w:t>
+        <w:t>: SOAP APIs, REST APIs</w:t>
       </w:r>
     </w:p>
     <w:p>
       <w:pPr>
-        <w:pStyle w:val="NoSpacing"/>
+        <w:spacing w:after="40" w:line="240" w:lineRule="auto"/>
         <w:rPr>
-          <w:b/>
-          <w:bCs/>
-        </w:rPr>
-      </w:pPr>
-    </w:p>
-    <w:p>
-      <w:pPr>
-        <w:pStyle w:val="NoSpacing"/>
-        <w:rPr>
-          <w:b/>
-          <w:bCs/>
+          <w:szCs w:val="18"/>
         </w:rPr>
       </w:pPr>
       <w:r>
         <w:rPr>
           <w:b/>
           <w:bCs/>
+          <w:szCs w:val="18"/>
         </w:rPr>
-        <w:t>Java 8 to 21 Migration:</w:t>
+        <w:t>Architecture</w:t>
+      </w:r>
+      <w:r>
+        <w:rPr>
+          <w:szCs w:val="18"/>
+        </w:rPr>
+        <w:t>: Microservices, Event-Driven Architecture</w:t>
       </w:r>
     </w:p>
     <w:p>
       <w:pPr>
-        <w:pStyle w:val="NoSpacing"/>
+        <w:spacing w:after="40" w:line="240" w:lineRule="auto"/>
+        <w:rPr>
+          <w:szCs w:val="18"/>
+        </w:rPr>
       </w:pPr>
       <w:r>
         <w:rPr>
           <w:b/>
           <w:bCs/>
+          <w:szCs w:val="18"/>
         </w:rPr>
-        <w:t xml:space="preserve">- </w:t>
+        <w:t>Messaging</w:t>
       </w:r>
       <w:r>
-        <w:t xml:space="preserve">Migrated enterprise applications from </w:t>
+        <w:rPr>
+          <w:szCs w:val="18"/>
+        </w:rPr>
+        <w:t>: Apache/Confluent Kafka</w:t>
+      </w:r>
+    </w:p>
+    <w:p>
+      <w:pPr>
+        <w:spacing w:after="40" w:line="240" w:lineRule="auto"/>
+        <w:rPr>
+          <w:szCs w:val="18"/>
+        </w:rPr>
+      </w:pPr>
+      <w:r>
+        <w:rPr>
+          <w:b/>
+          <w:bCs/>
+          <w:szCs w:val="18"/>
+        </w:rPr>
+        <w:t>Databases</w:t>
+      </w:r>
+      <w:r>
+        <w:rPr>
+          <w:szCs w:val="18"/>
+        </w:rPr>
+        <w:t>: Oracle, PostgreSQL</w:t>
+      </w:r>
+    </w:p>
+    <w:p>
+      <w:pPr>
+        <w:spacing w:after="40" w:line="240" w:lineRule="auto"/>
+        <w:rPr>
+          <w:szCs w:val="18"/>
+        </w:rPr>
+      </w:pPr>
+      <w:r>
+        <w:rPr>
+          <w:b/>
+          <w:bCs/>
+          <w:szCs w:val="18"/>
+        </w:rPr>
+        <w:t>Containers/Deployment</w:t>
+      </w:r>
+      <w:r>
+        <w:rPr>
+          <w:szCs w:val="18"/>
+        </w:rPr>
+        <w:t xml:space="preserve">: Docker, Kubernetes  </w:t>
+      </w:r>
+    </w:p>
+    <w:p>
+      <w:pPr>
+        <w:spacing w:after="40" w:line="240" w:lineRule="auto"/>
+        <w:rPr>
+          <w:szCs w:val="18"/>
+        </w:rPr>
+      </w:pPr>
+      <w:r>
+        <w:rPr>
+          <w:b/>
+          <w:bCs/>
+          <w:szCs w:val="18"/>
+        </w:rPr>
+        <w:t>CI/CD</w:t>
+      </w:r>
+      <w:r>
+        <w:rPr>
+          <w:szCs w:val="18"/>
+        </w:rPr>
+        <w:t>: GitHub Actions, Azure DevOps</w:t>
+      </w:r>
+    </w:p>
+    <w:p>
+      <w:pPr>
+        <w:spacing w:after="40" w:line="240" w:lineRule="auto"/>
+        <w:rPr>
+          <w:b/>
+          <w:bCs/>
+          <w:szCs w:val="18"/>
+        </w:rPr>
+      </w:pPr>
+      <w:r>
+        <w:rPr>
+          <w:b/>
+          <w:bCs/>
+          <w:szCs w:val="18"/>
+        </w:rPr>
+        <w:t>Build Tools</w:t>
+      </w:r>
+      <w:r>
+        <w:rPr>
+          <w:szCs w:val="18"/>
+        </w:rPr>
+        <w:t xml:space="preserve">: Gradle, Maven </w:t>
+      </w:r>
+    </w:p>
+    <w:p>
+      <w:pPr>
+        <w:spacing w:after="40" w:line="240" w:lineRule="auto"/>
+        <w:rPr>
+          <w:szCs w:val="18"/>
+        </w:rPr>
+      </w:pPr>
+      <w:r>
+        <w:rPr>
+          <w:b/>
+          <w:bCs/>
+          <w:szCs w:val="18"/>
+        </w:rPr>
+        <w:t>Tool</w:t>
       </w:r>
       <w:r>
         <w:rPr>
           <w:b/>
           <w:bCs/>
+          <w:szCs w:val="18"/>
         </w:rPr>
-        <w:t xml:space="preserve">Java 8 to Java 21 </w:t>
+        <w:t>s</w:t>
       </w:r>
       <w:r>
-        <w:t>by resolving dependency issues, updating Maven configurations, replacing deprecated APIs, validating compatibility, and optimizing application performance</w:t>
-      </w:r>
-      <w:r>
-        <w:t>.</w:t>
+        <w:rPr>
+          <w:szCs w:val="18"/>
+        </w:rPr>
+        <w:t>: Postman, STS, IntelliJ, VS Code, DBeaver, GitHub Desktop, Cronacle Redwood, BMC Remedy, ServiceNow, Datadog</w:t>
       </w:r>
     </w:p>
     <w:p>
       <w:pPr>
-        <w:pStyle w:val="NoSpacing"/>
+        <w:spacing w:after="40" w:line="240" w:lineRule="auto"/>
+        <w:rPr>
+          <w:szCs w:val="18"/>
+        </w:rPr>
+      </w:pPr>
+      <w:r>
         <w:rPr>
           <w:b/>
           <w:bCs/>
+          <w:szCs w:val="18"/>
+        </w:rPr>
+        <w:t>Source Control</w:t>
+      </w:r>
+      <w:r>
+        <w:rPr>
+          <w:szCs w:val="18"/>
+        </w:rPr>
+        <w:t>: Git, GitHub</w:t>
+      </w:r>
+      <w:r>
+        <w:rPr>
+          <w:szCs w:val="18"/>
+        </w:rPr>
+        <w:t>, Azure Repo</w:t>
+      </w:r>
+      <w:r>
+        <w:rPr>
+          <w:szCs w:val="18"/>
+        </w:rPr>
+        <w:t xml:space="preserve"> </w:t>
+      </w:r>
+    </w:p>
+    <w:p>
+      <w:pPr>
+        <w:spacing w:after="40" w:line="240" w:lineRule="auto"/>
+        <w:rPr>
+          <w:szCs w:val="18"/>
+        </w:rPr>
+      </w:pPr>
+      <w:r>
+        <w:rPr>
+          <w:b/>
+          <w:bCs/>
+          <w:szCs w:val="18"/>
+        </w:rPr>
+        <w:t>Scripting</w:t>
+      </w:r>
+      <w:r>
+        <w:rPr>
+          <w:szCs w:val="18"/>
+        </w:rPr>
+        <w:t>: Bash</w:t>
+      </w:r>
+    </w:p>
+    <w:p>
+      <w:pPr>
+        <w:spacing w:after="40" w:line="240" w:lineRule="auto"/>
+        <w:rPr>
+          <w:szCs w:val="18"/>
         </w:rPr>
       </w:pPr>
     </w:p>
     <w:p>
       <w:pPr>
-        <w:pStyle w:val="NoSpacing"/>
+        <w:spacing w:before="100" w:after="40"/>
+        <w:rPr>
+          <w:szCs w:val="18"/>
+        </w:rPr>
+      </w:pPr>
+      <w:r>
+        <w:rPr>
+          <w:b/>
+          <w:color w:val="1F5A7A"/>
+          <w:szCs w:val="18"/>
+        </w:rPr>
+        <w:t>PROFESSIONAL EXPERIENCE</w:t>
+      </w:r>
+    </w:p>
+    <w:p>
+      <w:pPr>
+        <w:spacing w:after="20"/>
+        <w:rPr>
+          <w:i/>
+          <w:iCs/>
+          <w:szCs w:val="18"/>
+        </w:rPr>
+      </w:pPr>
+      <w:r>
+        <w:rPr>
+          <w:b/>
+          <w:i/>
+          <w:iCs/>
+          <w:szCs w:val="18"/>
+        </w:rPr>
+        <w:t>I.T. Analyst | Tata Consultancy Services | April 2026 – Present</w:t>
+      </w:r>
+    </w:p>
+    <w:p>
+      <w:pPr>
+        <w:spacing w:after="40" w:line="240" w:lineRule="auto"/>
+        <w:rPr>
+          <w:szCs w:val="18"/>
+        </w:rPr>
+      </w:pPr>
+      <w:r>
+        <w:rPr>
+          <w:b/>
+          <w:szCs w:val="18"/>
+        </w:rPr>
+        <w:t>ExxonMobil</w:t>
+      </w:r>
+    </w:p>
+    <w:p>
+      <w:pPr>
+        <w:spacing w:after="40" w:line="240" w:lineRule="auto"/>
+        <w:rPr>
+          <w:szCs w:val="18"/>
+        </w:rPr>
+      </w:pPr>
+      <w:r>
+        <w:rPr>
+          <w:szCs w:val="18"/>
+        </w:rPr>
+        <w:t>Enterprise data integration platform that acts as an intermediary between upstream systems such as SAP and third-party systems and downstream business applications. The platform uses event-driven microservices and Kafka to ingest, transform, normalize and distribute business data.</w:t>
+      </w:r>
+    </w:p>
+    <w:p>
+      <w:pPr>
+        <w:pStyle w:val="ListBullet"/>
+        <w:spacing w:after="20" w:line="240" w:lineRule="auto"/>
+        <w:ind w:left="317"/>
+        <w:rPr>
+          <w:szCs w:val="18"/>
+        </w:rPr>
+      </w:pPr>
+      <w:r>
+        <w:rPr>
+          <w:szCs w:val="18"/>
+        </w:rPr>
+        <w:t>Developing and supporting Java 17 and Spring Boot 3 microservices for data processing, transformation, validation and routing.</w:t>
+      </w:r>
+    </w:p>
+    <w:p>
+      <w:pPr>
+        <w:pStyle w:val="ListBullet"/>
+        <w:spacing w:after="20" w:line="240" w:lineRule="auto"/>
+        <w:ind w:left="317"/>
+        <w:rPr>
+          <w:szCs w:val="18"/>
+        </w:rPr>
+      </w:pPr>
+      <w:r>
+        <w:rPr>
+          <w:szCs w:val="18"/>
+        </w:rPr>
+        <w:t>Working with Confluent Kafka for asynchronous communication and event-driven data flows.</w:t>
+      </w:r>
+    </w:p>
+    <w:p>
+      <w:pPr>
+        <w:pStyle w:val="ListBullet"/>
+        <w:spacing w:after="20" w:line="240" w:lineRule="auto"/>
+        <w:ind w:left="317"/>
+        <w:rPr>
+          <w:szCs w:val="18"/>
+        </w:rPr>
+      </w:pPr>
+      <w:r>
+        <w:rPr>
+          <w:szCs w:val="18"/>
+        </w:rPr>
+        <w:t>Working with PostgreSQL, Azure Cosmos DB and Azure Blob Storage for persistence and storage requirements.</w:t>
+      </w:r>
+    </w:p>
+    <w:p>
+      <w:pPr>
+        <w:pStyle w:val="ListBullet"/>
+        <w:spacing w:after="20" w:line="240" w:lineRule="auto"/>
+        <w:ind w:left="317"/>
+        <w:rPr>
+          <w:szCs w:val="18"/>
+        </w:rPr>
+      </w:pPr>
+      <w:r>
+        <w:rPr>
+          <w:szCs w:val="18"/>
+        </w:rPr>
+        <w:t>Supporting containerized deployments using Docker, Kubernetes and Azure Container Registry.</w:t>
+      </w:r>
+    </w:p>
+    <w:p>
+      <w:pPr>
+        <w:pStyle w:val="ListBullet"/>
+        <w:spacing w:after="20" w:line="240" w:lineRule="auto"/>
+        <w:ind w:left="317"/>
+        <w:rPr>
+          <w:szCs w:val="18"/>
+        </w:rPr>
+      </w:pPr>
+      <w:r>
+        <w:rPr>
+          <w:szCs w:val="18"/>
+        </w:rPr>
+        <w:t>Working with GitHub Actions for CI/CD and Datadog for logs, metrics, tracing and application monitoring.</w:t>
+      </w:r>
+    </w:p>
+    <w:p>
+      <w:pPr>
+        <w:spacing w:after="40" w:line="240" w:lineRule="auto"/>
+        <w:rPr>
+          <w:b/>
+          <w:bCs/>
+          <w:szCs w:val="18"/>
+        </w:rPr>
       </w:pPr>
       <w:r>
         <w:rPr>
           <w:b/>
           <w:bCs/>
+          <w:szCs w:val="18"/>
         </w:rPr>
-        <w:t>Southern California Edison:</w:t>
+        <w:t>Canadian Imperial Bank of Commerce (CIBC)</w:t>
       </w:r>
+    </w:p>
+    <w:p>
+      <w:pPr>
+        <w:pStyle w:val="ListBullet"/>
+        <w:spacing w:after="20" w:line="240" w:lineRule="auto"/>
+        <w:ind w:left="317"/>
+        <w:rPr>
+          <w:szCs w:val="18"/>
+        </w:rPr>
+      </w:pPr>
+      <w:r>
+        <w:rPr>
+          <w:szCs w:val="18"/>
+        </w:rPr>
+        <w:t>Provided backend production support for a mortgage processing application built with Spring Boot, REST APIs and SQL.</w:t>
+      </w:r>
+    </w:p>
+    <w:p>
+      <w:pPr>
+        <w:pStyle w:val="ListBullet"/>
+        <w:spacing w:after="20" w:line="240" w:lineRule="auto"/>
+        <w:ind w:left="317"/>
+        <w:rPr>
+          <w:szCs w:val="18"/>
+        </w:rPr>
+      </w:pPr>
+      <w:r>
+        <w:rPr>
+          <w:szCs w:val="18"/>
+        </w:rPr>
+        <w:t>Resolved production incidents and backend defects, troubleshot REST APIs, database issues and upstream/downstream integrations.</w:t>
+      </w:r>
+    </w:p>
+    <w:p>
+      <w:pPr>
+        <w:pStyle w:val="ListBullet"/>
+        <w:spacing w:after="20" w:line="240" w:lineRule="auto"/>
+        <w:ind w:left="317"/>
+        <w:rPr>
+          <w:szCs w:val="18"/>
+        </w:rPr>
+      </w:pPr>
+      <w:r>
+        <w:rPr>
+          <w:szCs w:val="18"/>
+        </w:rPr>
+        <w:t>Analyzed application logs and supported Azure DevOps deployments while working within SLA requirements.</w:t>
+      </w:r>
+    </w:p>
+    <w:p>
+      <w:pPr>
+        <w:pStyle w:val="ListBullet"/>
+        <w:numPr>
+          <w:ilvl w:val="0"/>
+          <w:numId w:val="0"/>
+        </w:numPr>
+        <w:spacing w:after="20" w:line="240" w:lineRule="auto"/>
+        <w:ind w:left="317"/>
+        <w:rPr>
+          <w:szCs w:val="18"/>
+        </w:rPr>
+      </w:pPr>
+    </w:p>
+    <w:p>
+      <w:pPr>
+        <w:spacing w:after="20"/>
+        <w:rPr>
+          <w:i/>
+          <w:iCs/>
+          <w:szCs w:val="18"/>
+        </w:rPr>
+      </w:pPr>
+      <w:r>
+        <w:rPr>
+          <w:b/>
+          <w:i/>
+          <w:iCs/>
+          <w:szCs w:val="18"/>
+        </w:rPr>
+        <w:t>Technology Analyst | Infosys Limited | November 2021 – April 2026</w:t>
+      </w:r>
+    </w:p>
+    <w:p>
+      <w:pPr>
+        <w:spacing w:after="40" w:line="240" w:lineRule="auto"/>
+        <w:rPr>
+          <w:b/>
+          <w:bCs/>
+          <w:szCs w:val="18"/>
+        </w:rPr>
+      </w:pPr>
       <w:r>
         <w:rPr>
           <w:b/>
           <w:bCs/>
+          <w:szCs w:val="18"/>
         </w:rPr>
-        <w:br/>
+        <w:t>Uniper Energy</w:t>
       </w:r>
+    </w:p>
+    <w:p>
+      <w:pPr>
+        <w:pStyle w:val="ListBullet"/>
+        <w:spacing w:after="20" w:line="240" w:lineRule="auto"/>
+        <w:ind w:left="317"/>
+        <w:rPr>
+          <w:szCs w:val="18"/>
+        </w:rPr>
+      </w:pPr>
       <w:r>
-        <w:t xml:space="preserve">- Developed and maintained scalable applications using </w:t>
+        <w:rPr>
+          <w:szCs w:val="18"/>
+        </w:rPr>
+        <w:t>Worked on vulnerability remediation for a Java 8-based shared library used by multiple upstream and downstream applications.</w:t>
       </w:r>
+    </w:p>
+    <w:p>
+      <w:pPr>
+        <w:pStyle w:val="ListBullet"/>
+        <w:spacing w:after="20" w:line="240" w:lineRule="auto"/>
+        <w:ind w:left="317"/>
+        <w:rPr>
+          <w:szCs w:val="18"/>
+        </w:rPr>
+      </w:pPr>
+      <w:r>
+        <w:rPr>
+          <w:szCs w:val="18"/>
+        </w:rPr>
+        <w:t>Upgraded vulnerable dependencies, applied secure coding practices and maintained backward compatibility.</w:t>
+      </w:r>
+    </w:p>
+    <w:p>
+      <w:pPr>
+        <w:pStyle w:val="ListBullet"/>
+        <w:spacing w:after="20" w:line="240" w:lineRule="auto"/>
+        <w:ind w:left="317"/>
+        <w:rPr>
+          <w:szCs w:val="18"/>
+        </w:rPr>
+      </w:pPr>
+      <w:r>
+        <w:rPr>
+          <w:szCs w:val="18"/>
+        </w:rPr>
+        <w:t>Managed builds and deployments through Azure DevOps CI/CD pipelines and collaborated with dependent application teams for release validation.</w:t>
+      </w:r>
+    </w:p>
+    <w:p>
+      <w:pPr>
+        <w:spacing w:after="40" w:line="240" w:lineRule="auto"/>
+        <w:rPr>
+          <w:b/>
+          <w:bCs/>
+          <w:szCs w:val="18"/>
+        </w:rPr>
+      </w:pPr>
       <w:r>
         <w:rPr>
           <w:b/>
           <w:bCs/>
+          <w:szCs w:val="18"/>
         </w:rPr>
-        <w:t>Java, Spring Boot, Hibernate, and JPA</w:t>
+        <w:t>Java 8 to Java 21 Migration</w:t>
       </w:r>
+    </w:p>
+    <w:p>
+      <w:pPr>
+        <w:pStyle w:val="ListBullet"/>
+        <w:spacing w:after="20" w:line="240" w:lineRule="auto"/>
+        <w:ind w:left="317"/>
+        <w:rPr>
+          <w:szCs w:val="18"/>
+        </w:rPr>
+      </w:pPr>
       <w:r>
-        <w:t xml:space="preserve">. Designed and integrated </w:t>
+        <w:rPr>
+          <w:szCs w:val="18"/>
+        </w:rPr>
+        <w:t>Migrated enterprise applications from Java 8 to Java 21 by resolving dependency and compatibility issues and updating Maven configurations.</w:t>
       </w:r>
+    </w:p>
+    <w:p>
+      <w:pPr>
+        <w:pStyle w:val="ListBullet"/>
+        <w:spacing w:after="20" w:line="240" w:lineRule="auto"/>
+        <w:ind w:left="317"/>
+        <w:rPr>
+          <w:szCs w:val="18"/>
+        </w:rPr>
+      </w:pPr>
+      <w:r>
+        <w:rPr>
+          <w:szCs w:val="18"/>
+        </w:rPr>
+        <w:t>Replaced deprecated APIs, validated application compatibility and supported performance optimization during modernization.</w:t>
+      </w:r>
+    </w:p>
+    <w:p>
+      <w:pPr>
+        <w:spacing w:after="40" w:line="240" w:lineRule="auto"/>
+        <w:rPr>
+          <w:b/>
+          <w:bCs/>
+          <w:szCs w:val="18"/>
+        </w:rPr>
+      </w:pPr>
       <w:r>
         <w:rPr>
           <w:b/>
           <w:bCs/>
+          <w:szCs w:val="18"/>
         </w:rPr>
-        <w:t>SOAP</w:t>
-      </w:r>
-      <w:r>
-        <w:rPr>
-          <w:b/>
-          <w:bCs/>
-        </w:rPr>
-        <w:t xml:space="preserve"> APIs</w:t>
-      </w:r>
-      <w:r>
-        <w:t xml:space="preserve"> to enable inter-service communication.</w:t>
-      </w:r>
-      <w:r>
-        <w:t xml:space="preserve"> </w:t>
-      </w:r>
-      <w:r>
-        <w:t xml:space="preserve">Developed Oracle </w:t>
-      </w:r>
-      <w:r>
-        <w:rPr>
-          <w:b/>
-          <w:bCs/>
-        </w:rPr>
-        <w:t>PL/SQL procedures, functions, and packages</w:t>
-      </w:r>
-      <w:r>
-        <w:t>.</w:t>
+        <w:t>Southern California Edison (SCE)</w:t>
       </w:r>
     </w:p>
     <w:p>
       <w:pPr>
-        <w:pStyle w:val="NoSpacing"/>
+        <w:pStyle w:val="ListBullet"/>
+        <w:spacing w:after="20" w:line="240" w:lineRule="auto"/>
+        <w:ind w:left="317"/>
+        <w:rPr>
+          <w:szCs w:val="18"/>
+        </w:rPr>
+      </w:pPr>
+      <w:r>
+        <w:rPr>
+          <w:szCs w:val="18"/>
+        </w:rPr>
+        <w:t>Developed and maintained enterprise applications using Java, Spring Boot, Hibernate and JPA.</w:t>
+      </w:r>
+    </w:p>
+    <w:p>
+      <w:pPr>
+        <w:pStyle w:val="ListBullet"/>
+        <w:spacing w:after="20" w:line="240" w:lineRule="auto"/>
+        <w:ind w:left="317"/>
+        <w:rPr>
+          <w:szCs w:val="18"/>
+        </w:rPr>
+      </w:pPr>
+      <w:r>
+        <w:rPr>
+          <w:szCs w:val="18"/>
+        </w:rPr>
+        <w:t>Designed and integrated SOAP APIs for inter-service communication and developed Oracle PL/SQL procedures, functions and packages.</w:t>
+      </w:r>
+    </w:p>
+    <w:p>
+      <w:pPr>
+        <w:pStyle w:val="ListBullet"/>
+        <w:spacing w:after="20" w:line="240" w:lineRule="auto"/>
+        <w:ind w:left="317"/>
+        <w:rPr>
+          <w:szCs w:val="18"/>
+        </w:rPr>
+      </w:pPr>
+      <w:r>
+        <w:rPr>
+          <w:szCs w:val="18"/>
+        </w:rPr>
+        <w:t>Supported application maintenance, troubleshooting and integration activities across enterprise systems.</w:t>
+      </w:r>
+    </w:p>
+    <w:p>
+      <w:pPr>
+        <w:spacing w:after="40" w:line="240" w:lineRule="auto"/>
+        <w:rPr>
+          <w:szCs w:val="18"/>
+        </w:rPr>
       </w:pPr>
     </w:p>
     <w:sectPr>
       <w:pgSz w:w="12240" w:h="15840"/>
-      <w:pgMar w:top="720" w:right="720" w:bottom="720" w:left="720" w:header="720" w:footer="720" w:gutter="0"/>
+      <w:pgMar w:top="648" w:right="936" w:bottom="648" w:left="936" w:header="720" w:footer="720" w:gutter="0"/>
       <w:cols w:space="720"/>
       <w:docGrid w:linePitch="360"/>
     </w:sectPr>
@@ -688,7 +897,7 @@
 </file>
 
 <file path=word/numbering.xml><?xml version="1.0" encoding="utf-8"?>
-<w:numbering xmlns:wpc="http://schemas.microsoft.com/office/word/2010/wordprocessingCanvas" xmlns:cx="http://schemas.microsoft.com/office/drawing/2014/chartex" xmlns:cx1="http://schemas.microsoft.com/office/drawing/2015/9/8/chartex" xmlns:cx2="http://schemas.microsoft.com/office/drawing/2015/10/21/chartex" xmlns:cx3="http://schemas.microsoft.com/office/drawing/2016/5/9/chartex" xmlns:cx4="http://schemas.microsoft.com/office/drawing/2016/5/10/chartex" xmlns:cx5="http://schemas.microsoft.com/office/drawing/2016/5/11/chartex" xmlns:cx6="http://schemas.microsoft.com/office/drawing/2016/5/12/chartex" xmlns:cx7="http://schemas.microsoft.com/office/drawing/2016/5/13/chartex" xmlns:cx8="http://schemas.microsoft.com/office/drawing/2016/5/14/chartex" xmlns:mc="http://schemas.openxmlformats.org/markup-compatibility/2006" xmlns:aink="http://schemas.microsoft.com/office/drawing/2016/ink" xmlns:am3d="http://schemas.microsoft.com/office/drawing/2017/model3d" xmlns:o="urn:schemas-microsoft-com:office:office" xmlns:oel="http://schemas.microsoft.com/office/2019/extlst" xmlns:r="http://schemas.openxmlformats.org/officeDocument/2006/relationships" xmlns:m="http://schemas.openxmlformats.org/officeDocument/2006/math" xmlns:v="urn:schemas-microsoft-com:vml" xmlns:wp14="http://schemas.microsoft.com/office/word/2010/wordprocessingDrawing" xmlns:wp="http://schemas.openxmlformats.org/drawingml/2006/wordprocessingDrawing" xmlns:w10="urn:schemas-microsoft-com:office:word" xmlns:w="http://schemas.openxmlformats.org/wordprocessingml/2006/main" xmlns:w14="http://schemas.microsoft.com/office/word/2010/wordml" xmlns:w15="http://schemas.microsoft.com/office/word/2012/wordml" xmlns:w16cei="http://schemas.microsoft.com/office/word/2026/wordml/cei" xmlns:w16cex="http://schemas.microsoft.com/office/word/2018/wordml/cex" xmlns:w16cid="http://schemas.microsoft.com/office/word/2016/wordml/cid" xmlns:w16="http://schemas.microsoft.com/office/word/2018/wordml" xmlns:w16du="http://schemas.microsoft.com/office/word/2023/wordml/word16du" xmlns:w16sdtdh="http://schemas.microsoft.com/office/word/2020/wordml/sdtdatahash" xmlns:w16sdtfl="http://schemas.microsoft.com/office/word/2024/wordml/sdtformatlock" xmlns:w16se="http://schemas.microsoft.com/office/word/2015/wordml/symex" xmlns:wpg="http://schemas.microsoft.com/office/word/2010/wordprocessingGroup" xmlns:wpi="http://schemas.microsoft.com/office/word/2010/wordprocessingInk" xmlns:wne="http://schemas.microsoft.com/office/word/2006/wordml" xmlns:wps="http://schemas.microsoft.com/office/word/2010/wordprocessingShape" mc:Ignorable="w14 w15 w16se w16cid w16 w16cex w16sdtdh w16sdtfl w16du wp14">
+<w:numbering xmlns:wpc="http://schemas.microsoft.com/office/word/2010/wordprocessingCanvas" xmlns:cx="http://schemas.microsoft.com/office/drawing/2014/chartex" xmlns:cx1="http://schemas.microsoft.com/office/drawing/2015/9/8/chartex" xmlns:cx2="http://schemas.microsoft.com/office/drawing/2015/10/21/chartex" xmlns:cx3="http://schemas.microsoft.com/office/drawing/2016/5/9/chartex" xmlns:cx4="http://schemas.microsoft.com/office/drawing/2016/5/10/chartex" xmlns:cx5="http://schemas.microsoft.com/office/drawing/2016/5/11/chartex" xmlns:cx6="http://schemas.microsoft.com/office/drawing/2016/5/12/chartex" xmlns:cx7="http://schemas.microsoft.com/office/drawing/2016/5/13/chartex" xmlns:cx8="http://schemas.microsoft.com/office/drawing/2016/5/14/chartex" xmlns:mc="http://schemas.openxmlformats.org/markup-compatibility/2006" xmlns:aink="http://schemas.microsoft.com/office/drawing/2016/ink" xmlns:am3d="http://schemas.microsoft.com/office/drawing/2017/model3d" xmlns:o="urn:schemas-microsoft-com:office:office" xmlns:oel="http://schemas.microsoft.com/office/2019/extlst" xmlns:r="http://schemas.openxmlformats.org/officeDocument/2006/relationships" xmlns:m="http://schemas.openxmlformats.org/officeDocument/2006/math" xmlns:v="urn:schemas-microsoft-com:vml" xmlns:wp14="http://schemas.microsoft.com/office/word/2010/wordprocessingDrawing" xmlns:wp="http://schemas.openxmlformats.org/drawingml/2006/wordprocessingDrawing" xmlns:w10="urn:schemas-microsoft-com:office:word" xmlns:w="http://schemas.openxmlformats.org/wordprocessingml/2006/main" xmlns:w14="http://schemas.microsoft.com/office/word/2010/wordml" xmlns:w15="http://schemas.microsoft.com/office/word/2012/wordml" xmlns:w16cex="http://schemas.microsoft.com/office/word/2018/wordml/cex" xmlns:w16cid="http://schemas.microsoft.com/office/word/2016/wordml/cid" xmlns:w16="http://schemas.microsoft.com/office/word/2018/wordml" xmlns:w16du="http://schemas.microsoft.com/office/word/2023/wordml/word16du" xmlns:w16sdtdh="http://schemas.microsoft.com/office/word/2020/wordml/sdtdatahash" xmlns:w16sdtfl="http://schemas.microsoft.com/office/word/2024/wordml/sdtformatlock" xmlns:w16se="http://schemas.microsoft.com/office/word/2015/wordml/symex" xmlns:wpg="http://schemas.microsoft.com/office/word/2010/wordprocessingGroup" xmlns:wpi="http://schemas.microsoft.com/office/word/2010/wordprocessingInk" xmlns:wne="http://schemas.microsoft.com/office/word/2006/wordml" xmlns:wps="http://schemas.microsoft.com/office/word/2010/wordprocessingShape" mc:Ignorable="w14 w15 w16se w16cid w16 w16cex w16sdtdh w16sdtfl w16du wp14">
   <w:abstractNum w:abstractNumId="0" w15:restartNumberingAfterBreak="0">
     <w:nsid w:val="FFFFFF7C"/>
     <w:multiLevelType w:val="singleLevel"/>
@@ -842,7 +1051,7 @@
   <w:abstractNum w:abstractNumId="8" w15:restartNumberingAfterBreak="0">
     <w:nsid w:val="FFFFFF89"/>
     <w:multiLevelType w:val="singleLevel"/>
-    <w:tmpl w:val="29761A62"/>
+    <w:tmpl w:val="0524806C"/>
     <w:lvl w:ilvl="0">
       <w:start w:val="1"/>
       <w:numFmt w:val="bullet"/>
@@ -860,609 +1069,32 @@
       </w:rPr>
     </w:lvl>
   </w:abstractNum>
-  <w:abstractNum w:abstractNumId="9" w15:restartNumberingAfterBreak="0">
-    <w:nsid w:val="02C606D9"/>
-    <w:multiLevelType w:val="hybridMultilevel"/>
-    <w:tmpl w:val="5A26EAAE"/>
-    <w:lvl w:ilvl="0" w:tplc="E394229E">
-      <w:start w:val="2"/>
-      <w:numFmt w:val="bullet"/>
-      <w:lvlText w:val="-"/>
-      <w:lvlJc w:val="left"/>
-      <w:pPr>
-        <w:ind w:left="720" w:hanging="360"/>
-      </w:pPr>
-      <w:rPr>
-        <w:rFonts w:ascii="Cambria" w:eastAsiaTheme="minorEastAsia" w:hAnsi="Cambria" w:cstheme="minorBidi" w:hint="default"/>
-      </w:rPr>
-    </w:lvl>
-    <w:lvl w:ilvl="1" w:tplc="40090003" w:tentative="1">
-      <w:start w:val="1"/>
-      <w:numFmt w:val="bullet"/>
-      <w:lvlText w:val="o"/>
-      <w:lvlJc w:val="left"/>
-      <w:pPr>
-        <w:ind w:left="1440" w:hanging="360"/>
-      </w:pPr>
-      <w:rPr>
-        <w:rFonts w:ascii="Courier New" w:hAnsi="Courier New" w:cs="Courier New" w:hint="default"/>
-      </w:rPr>
-    </w:lvl>
-    <w:lvl w:ilvl="2" w:tplc="40090005" w:tentative="1">
-      <w:start w:val="1"/>
-      <w:numFmt w:val="bullet"/>
-      <w:lvlText w:val=""/>
-      <w:lvlJc w:val="left"/>
-      <w:pPr>
-        <w:ind w:left="2160" w:hanging="360"/>
-      </w:pPr>
-      <w:rPr>
-        <w:rFonts w:ascii="Wingdings" w:hAnsi="Wingdings" w:hint="default"/>
-      </w:rPr>
-    </w:lvl>
-    <w:lvl w:ilvl="3" w:tplc="40090001" w:tentative="1">
-      <w:start w:val="1"/>
-      <w:numFmt w:val="bullet"/>
-      <w:lvlText w:val=""/>
-      <w:lvlJc w:val="left"/>
-      <w:pPr>
-        <w:ind w:left="2880" w:hanging="360"/>
-      </w:pPr>
-      <w:rPr>
-        <w:rFonts w:ascii="Symbol" w:hAnsi="Symbol" w:hint="default"/>
-      </w:rPr>
-    </w:lvl>
-    <w:lvl w:ilvl="4" w:tplc="40090003" w:tentative="1">
-      <w:start w:val="1"/>
-      <w:numFmt w:val="bullet"/>
-      <w:lvlText w:val="o"/>
-      <w:lvlJc w:val="left"/>
-      <w:pPr>
-        <w:ind w:left="3600" w:hanging="360"/>
-      </w:pPr>
-      <w:rPr>
-        <w:rFonts w:ascii="Courier New" w:hAnsi="Courier New" w:cs="Courier New" w:hint="default"/>
-      </w:rPr>
-    </w:lvl>
-    <w:lvl w:ilvl="5" w:tplc="40090005" w:tentative="1">
-      <w:start w:val="1"/>
-      <w:numFmt w:val="bullet"/>
-      <w:lvlText w:val=""/>
-      <w:lvlJc w:val="left"/>
-      <w:pPr>
-        <w:ind w:left="4320" w:hanging="360"/>
-      </w:pPr>
-      <w:rPr>
-        <w:rFonts w:ascii="Wingdings" w:hAnsi="Wingdings" w:hint="default"/>
-      </w:rPr>
-    </w:lvl>
-    <w:lvl w:ilvl="6" w:tplc="40090001" w:tentative="1">
-      <w:start w:val="1"/>
-      <w:numFmt w:val="bullet"/>
-      <w:lvlText w:val=""/>
-      <w:lvlJc w:val="left"/>
-      <w:pPr>
-        <w:ind w:left="5040" w:hanging="360"/>
-      </w:pPr>
-      <w:rPr>
-        <w:rFonts w:ascii="Symbol" w:hAnsi="Symbol" w:hint="default"/>
-      </w:rPr>
-    </w:lvl>
-    <w:lvl w:ilvl="7" w:tplc="40090003" w:tentative="1">
-      <w:start w:val="1"/>
-      <w:numFmt w:val="bullet"/>
-      <w:lvlText w:val="o"/>
-      <w:lvlJc w:val="left"/>
-      <w:pPr>
-        <w:ind w:left="5760" w:hanging="360"/>
-      </w:pPr>
-      <w:rPr>
-        <w:rFonts w:ascii="Courier New" w:hAnsi="Courier New" w:cs="Courier New" w:hint="default"/>
-      </w:rPr>
-    </w:lvl>
-    <w:lvl w:ilvl="8" w:tplc="40090005" w:tentative="1">
-      <w:start w:val="1"/>
-      <w:numFmt w:val="bullet"/>
-      <w:lvlText w:val=""/>
-      <w:lvlJc w:val="left"/>
-      <w:pPr>
-        <w:ind w:left="6480" w:hanging="360"/>
-      </w:pPr>
-      <w:rPr>
-        <w:rFonts w:ascii="Wingdings" w:hAnsi="Wingdings" w:hint="default"/>
-      </w:rPr>
-    </w:lvl>
-  </w:abstractNum>
-  <w:abstractNum w:abstractNumId="10" w15:restartNumberingAfterBreak="0">
-    <w:nsid w:val="0C5B2049"/>
-    <w:multiLevelType w:val="hybridMultilevel"/>
-    <w:tmpl w:val="BA82BDA2"/>
-    <w:lvl w:ilvl="0" w:tplc="B4E2F3EE">
-      <w:numFmt w:val="bullet"/>
-      <w:lvlText w:val="-"/>
-      <w:lvlJc w:val="left"/>
-      <w:pPr>
-        <w:ind w:left="720" w:hanging="360"/>
-      </w:pPr>
-      <w:rPr>
-        <w:rFonts w:ascii="Cambria" w:eastAsiaTheme="minorEastAsia" w:hAnsi="Cambria" w:cstheme="minorBidi" w:hint="default"/>
-      </w:rPr>
-    </w:lvl>
-    <w:lvl w:ilvl="1" w:tplc="04090003" w:tentative="1">
-      <w:start w:val="1"/>
-      <w:numFmt w:val="bullet"/>
-      <w:lvlText w:val="o"/>
-      <w:lvlJc w:val="left"/>
-      <w:pPr>
-        <w:ind w:left="1440" w:hanging="360"/>
-      </w:pPr>
-      <w:rPr>
-        <w:rFonts w:ascii="Courier New" w:hAnsi="Courier New" w:cs="Courier New" w:hint="default"/>
-      </w:rPr>
-    </w:lvl>
-    <w:lvl w:ilvl="2" w:tplc="04090005" w:tentative="1">
-      <w:start w:val="1"/>
-      <w:numFmt w:val="bullet"/>
-      <w:lvlText w:val=""/>
-      <w:lvlJc w:val="left"/>
-      <w:pPr>
-        <w:ind w:left="2160" w:hanging="360"/>
-      </w:pPr>
-      <w:rPr>
-        <w:rFonts w:ascii="Wingdings" w:hAnsi="Wingdings" w:hint="default"/>
-      </w:rPr>
-    </w:lvl>
-    <w:lvl w:ilvl="3" w:tplc="04090001" w:tentative="1">
-      <w:start w:val="1"/>
-      <w:numFmt w:val="bullet"/>
-      <w:lvlText w:val=""/>
-      <w:lvlJc w:val="left"/>
-      <w:pPr>
-        <w:ind w:left="2880" w:hanging="360"/>
-      </w:pPr>
-      <w:rPr>
-        <w:rFonts w:ascii="Symbol" w:hAnsi="Symbol" w:hint="default"/>
-      </w:rPr>
-    </w:lvl>
-    <w:lvl w:ilvl="4" w:tplc="04090003" w:tentative="1">
-      <w:start w:val="1"/>
-      <w:numFmt w:val="bullet"/>
-      <w:lvlText w:val="o"/>
-      <w:lvlJc w:val="left"/>
-      <w:pPr>
-        <w:ind w:left="3600" w:hanging="360"/>
-      </w:pPr>
-      <w:rPr>
-        <w:rFonts w:ascii="Courier New" w:hAnsi="Courier New" w:cs="Courier New" w:hint="default"/>
-      </w:rPr>
-    </w:lvl>
-    <w:lvl w:ilvl="5" w:tplc="04090005" w:tentative="1">
-      <w:start w:val="1"/>
-      <w:numFmt w:val="bullet"/>
-      <w:lvlText w:val=""/>
-      <w:lvlJc w:val="left"/>
-      <w:pPr>
-        <w:ind w:left="4320" w:hanging="360"/>
-      </w:pPr>
-      <w:rPr>
-        <w:rFonts w:ascii="Wingdings" w:hAnsi="Wingdings" w:hint="default"/>
-      </w:rPr>
-    </w:lvl>
-    <w:lvl w:ilvl="6" w:tplc="04090001" w:tentative="1">
-      <w:start w:val="1"/>
-      <w:numFmt w:val="bullet"/>
-      <w:lvlText w:val=""/>
-      <w:lvlJc w:val="left"/>
-      <w:pPr>
-        <w:ind w:left="5040" w:hanging="360"/>
-      </w:pPr>
-      <w:rPr>
-        <w:rFonts w:ascii="Symbol" w:hAnsi="Symbol" w:hint="default"/>
-      </w:rPr>
-    </w:lvl>
-    <w:lvl w:ilvl="7" w:tplc="04090003" w:tentative="1">
-      <w:start w:val="1"/>
-      <w:numFmt w:val="bullet"/>
-      <w:lvlText w:val="o"/>
-      <w:lvlJc w:val="left"/>
-      <w:pPr>
-        <w:ind w:left="5760" w:hanging="360"/>
-      </w:pPr>
-      <w:rPr>
-        <w:rFonts w:ascii="Courier New" w:hAnsi="Courier New" w:cs="Courier New" w:hint="default"/>
-      </w:rPr>
-    </w:lvl>
-    <w:lvl w:ilvl="8" w:tplc="04090005" w:tentative="1">
-      <w:start w:val="1"/>
-      <w:numFmt w:val="bullet"/>
-      <w:lvlText w:val=""/>
-      <w:lvlJc w:val="left"/>
-      <w:pPr>
-        <w:ind w:left="6480" w:hanging="360"/>
-      </w:pPr>
-      <w:rPr>
-        <w:rFonts w:ascii="Wingdings" w:hAnsi="Wingdings" w:hint="default"/>
-      </w:rPr>
-    </w:lvl>
-  </w:abstractNum>
-  <w:abstractNum w:abstractNumId="11" w15:restartNumberingAfterBreak="0">
-    <w:nsid w:val="30894612"/>
-    <w:multiLevelType w:val="hybridMultilevel"/>
-    <w:tmpl w:val="3B963D7C"/>
-    <w:lvl w:ilvl="0" w:tplc="5F9444E4">
-      <w:start w:val="2"/>
-      <w:numFmt w:val="bullet"/>
-      <w:lvlText w:val="-"/>
-      <w:lvlJc w:val="left"/>
-      <w:pPr>
-        <w:ind w:left="720" w:hanging="360"/>
-      </w:pPr>
-      <w:rPr>
-        <w:rFonts w:ascii="Cambria" w:eastAsiaTheme="minorEastAsia" w:hAnsi="Cambria" w:cstheme="minorBidi" w:hint="default"/>
-      </w:rPr>
-    </w:lvl>
-    <w:lvl w:ilvl="1" w:tplc="40090003" w:tentative="1">
-      <w:start w:val="1"/>
-      <w:numFmt w:val="bullet"/>
-      <w:lvlText w:val="o"/>
-      <w:lvlJc w:val="left"/>
-      <w:pPr>
-        <w:ind w:left="1440" w:hanging="360"/>
-      </w:pPr>
-      <w:rPr>
-        <w:rFonts w:ascii="Courier New" w:hAnsi="Courier New" w:cs="Courier New" w:hint="default"/>
-      </w:rPr>
-    </w:lvl>
-    <w:lvl w:ilvl="2" w:tplc="40090005" w:tentative="1">
-      <w:start w:val="1"/>
-      <w:numFmt w:val="bullet"/>
-      <w:lvlText w:val=""/>
-      <w:lvlJc w:val="left"/>
-      <w:pPr>
-        <w:ind w:left="2160" w:hanging="360"/>
-      </w:pPr>
-      <w:rPr>
-        <w:rFonts w:ascii="Wingdings" w:hAnsi="Wingdings" w:hint="default"/>
-      </w:rPr>
-    </w:lvl>
-    <w:lvl w:ilvl="3" w:tplc="40090001" w:tentative="1">
-      <w:start w:val="1"/>
-      <w:numFmt w:val="bullet"/>
-      <w:lvlText w:val=""/>
-      <w:lvlJc w:val="left"/>
-      <w:pPr>
-        <w:ind w:left="2880" w:hanging="360"/>
-      </w:pPr>
-      <w:rPr>
-        <w:rFonts w:ascii="Symbol" w:hAnsi="Symbol" w:hint="default"/>
-      </w:rPr>
-    </w:lvl>
-    <w:lvl w:ilvl="4" w:tplc="40090003" w:tentative="1">
-      <w:start w:val="1"/>
-      <w:numFmt w:val="bullet"/>
-      <w:lvlText w:val="o"/>
-      <w:lvlJc w:val="left"/>
-      <w:pPr>
-        <w:ind w:left="3600" w:hanging="360"/>
-      </w:pPr>
-      <w:rPr>
-        <w:rFonts w:ascii="Courier New" w:hAnsi="Courier New" w:cs="Courier New" w:hint="default"/>
-      </w:rPr>
-    </w:lvl>
-    <w:lvl w:ilvl="5" w:tplc="40090005" w:tentative="1">
-      <w:start w:val="1"/>
-      <w:numFmt w:val="bullet"/>
-      <w:lvlText w:val=""/>
-      <w:lvlJc w:val="left"/>
-      <w:pPr>
-        <w:ind w:left="4320" w:hanging="360"/>
-      </w:pPr>
-      <w:rPr>
-        <w:rFonts w:ascii="Wingdings" w:hAnsi="Wingdings" w:hint="default"/>
-      </w:rPr>
-    </w:lvl>
-    <w:lvl w:ilvl="6" w:tplc="40090001" w:tentative="1">
-      <w:start w:val="1"/>
-      <w:numFmt w:val="bullet"/>
-      <w:lvlText w:val=""/>
-      <w:lvlJc w:val="left"/>
-      <w:pPr>
-        <w:ind w:left="5040" w:hanging="360"/>
-      </w:pPr>
-      <w:rPr>
-        <w:rFonts w:ascii="Symbol" w:hAnsi="Symbol" w:hint="default"/>
-      </w:rPr>
-    </w:lvl>
-    <w:lvl w:ilvl="7" w:tplc="40090003" w:tentative="1">
-      <w:start w:val="1"/>
-      <w:numFmt w:val="bullet"/>
-      <w:lvlText w:val="o"/>
-      <w:lvlJc w:val="left"/>
-      <w:pPr>
-        <w:ind w:left="5760" w:hanging="360"/>
-      </w:pPr>
-      <w:rPr>
-        <w:rFonts w:ascii="Courier New" w:hAnsi="Courier New" w:cs="Courier New" w:hint="default"/>
-      </w:rPr>
-    </w:lvl>
-    <w:lvl w:ilvl="8" w:tplc="40090005" w:tentative="1">
-      <w:start w:val="1"/>
-      <w:numFmt w:val="bullet"/>
-      <w:lvlText w:val=""/>
-      <w:lvlJc w:val="left"/>
-      <w:pPr>
-        <w:ind w:left="6480" w:hanging="360"/>
-      </w:pPr>
-      <w:rPr>
-        <w:rFonts w:ascii="Wingdings" w:hAnsi="Wingdings" w:hint="default"/>
-      </w:rPr>
-    </w:lvl>
-  </w:abstractNum>
-  <w:abstractNum w:abstractNumId="12" w15:restartNumberingAfterBreak="0">
-    <w:nsid w:val="38D218DD"/>
-    <w:multiLevelType w:val="hybridMultilevel"/>
-    <w:tmpl w:val="49F6E65E"/>
-    <w:lvl w:ilvl="0" w:tplc="2E2A6496">
-      <w:numFmt w:val="bullet"/>
-      <w:lvlText w:val="-"/>
-      <w:lvlJc w:val="left"/>
-      <w:pPr>
-        <w:ind w:left="720" w:hanging="360"/>
-      </w:pPr>
-      <w:rPr>
-        <w:rFonts w:ascii="Cambria" w:eastAsiaTheme="minorEastAsia" w:hAnsi="Cambria" w:cstheme="minorBidi" w:hint="default"/>
-      </w:rPr>
-    </w:lvl>
-    <w:lvl w:ilvl="1" w:tplc="04090003" w:tentative="1">
-      <w:start w:val="1"/>
-      <w:numFmt w:val="bullet"/>
-      <w:lvlText w:val="o"/>
-      <w:lvlJc w:val="left"/>
-      <w:pPr>
-        <w:ind w:left="1440" w:hanging="360"/>
-      </w:pPr>
-      <w:rPr>
-        <w:rFonts w:ascii="Courier New" w:hAnsi="Courier New" w:cs="Courier New" w:hint="default"/>
-      </w:rPr>
-    </w:lvl>
-    <w:lvl w:ilvl="2" w:tplc="04090005" w:tentative="1">
-      <w:start w:val="1"/>
-      <w:numFmt w:val="bullet"/>
-      <w:lvlText w:val=""/>
-      <w:lvlJc w:val="left"/>
-      <w:pPr>
-        <w:ind w:left="2160" w:hanging="360"/>
-      </w:pPr>
-      <w:rPr>
-        <w:rFonts w:ascii="Wingdings" w:hAnsi="Wingdings" w:hint="default"/>
-      </w:rPr>
-    </w:lvl>
-    <w:lvl w:ilvl="3" w:tplc="04090001" w:tentative="1">
-      <w:start w:val="1"/>
-      <w:numFmt w:val="bullet"/>
-      <w:lvlText w:val=""/>
-      <w:lvlJc w:val="left"/>
-      <w:pPr>
-        <w:ind w:left="2880" w:hanging="360"/>
-      </w:pPr>
-      <w:rPr>
-        <w:rFonts w:ascii="Symbol" w:hAnsi="Symbol" w:hint="default"/>
-      </w:rPr>
-    </w:lvl>
-    <w:lvl w:ilvl="4" w:tplc="04090003" w:tentative="1">
-      <w:start w:val="1"/>
-      <w:numFmt w:val="bullet"/>
-      <w:lvlText w:val="o"/>
-      <w:lvlJc w:val="left"/>
-      <w:pPr>
-        <w:ind w:left="3600" w:hanging="360"/>
-      </w:pPr>
-      <w:rPr>
-        <w:rFonts w:ascii="Courier New" w:hAnsi="Courier New" w:cs="Courier New" w:hint="default"/>
-      </w:rPr>
-    </w:lvl>
-    <w:lvl w:ilvl="5" w:tplc="04090005" w:tentative="1">
-      <w:start w:val="1"/>
-      <w:numFmt w:val="bullet"/>
-      <w:lvlText w:val=""/>
-      <w:lvlJc w:val="left"/>
-      <w:pPr>
-        <w:ind w:left="4320" w:hanging="360"/>
-      </w:pPr>
-      <w:rPr>
-        <w:rFonts w:ascii="Wingdings" w:hAnsi="Wingdings" w:hint="default"/>
-      </w:rPr>
-    </w:lvl>
-    <w:lvl w:ilvl="6" w:tplc="04090001" w:tentative="1">
-      <w:start w:val="1"/>
-      <w:numFmt w:val="bullet"/>
-      <w:lvlText w:val=""/>
-      <w:lvlJc w:val="left"/>
-      <w:pPr>
-        <w:ind w:left="5040" w:hanging="360"/>
-      </w:pPr>
-      <w:rPr>
-        <w:rFonts w:ascii="Symbol" w:hAnsi="Symbol" w:hint="default"/>
-      </w:rPr>
-    </w:lvl>
-    <w:lvl w:ilvl="7" w:tplc="04090003" w:tentative="1">
-      <w:start w:val="1"/>
-      <w:numFmt w:val="bullet"/>
-      <w:lvlText w:val="o"/>
-      <w:lvlJc w:val="left"/>
-      <w:pPr>
-        <w:ind w:left="5760" w:hanging="360"/>
-      </w:pPr>
-      <w:rPr>
-        <w:rFonts w:ascii="Courier New" w:hAnsi="Courier New" w:cs="Courier New" w:hint="default"/>
-      </w:rPr>
-    </w:lvl>
-    <w:lvl w:ilvl="8" w:tplc="04090005" w:tentative="1">
-      <w:start w:val="1"/>
-      <w:numFmt w:val="bullet"/>
-      <w:lvlText w:val=""/>
-      <w:lvlJc w:val="left"/>
-      <w:pPr>
-        <w:ind w:left="6480" w:hanging="360"/>
-      </w:pPr>
-      <w:rPr>
-        <w:rFonts w:ascii="Wingdings" w:hAnsi="Wingdings" w:hint="default"/>
-      </w:rPr>
-    </w:lvl>
-  </w:abstractNum>
-  <w:abstractNum w:abstractNumId="13" w15:restartNumberingAfterBreak="0">
-    <w:nsid w:val="6FF83F9D"/>
-    <w:multiLevelType w:val="hybridMultilevel"/>
-    <w:tmpl w:val="A58438D8"/>
-    <w:lvl w:ilvl="0" w:tplc="568830FC">
-      <w:numFmt w:val="bullet"/>
-      <w:lvlText w:val="-"/>
-      <w:lvlJc w:val="left"/>
-      <w:pPr>
-        <w:ind w:left="720" w:hanging="360"/>
-      </w:pPr>
-      <w:rPr>
-        <w:rFonts w:ascii="Cambria" w:eastAsiaTheme="minorEastAsia" w:hAnsi="Cambria" w:cstheme="minorBidi" w:hint="default"/>
-      </w:rPr>
-    </w:lvl>
-    <w:lvl w:ilvl="1" w:tplc="40090003" w:tentative="1">
-      <w:start w:val="1"/>
-      <w:numFmt w:val="bullet"/>
-      <w:lvlText w:val="o"/>
-      <w:lvlJc w:val="left"/>
-      <w:pPr>
-        <w:ind w:left="1440" w:hanging="360"/>
-      </w:pPr>
-      <w:rPr>
-        <w:rFonts w:ascii="Courier New" w:hAnsi="Courier New" w:cs="Courier New" w:hint="default"/>
-      </w:rPr>
-    </w:lvl>
-    <w:lvl w:ilvl="2" w:tplc="40090005" w:tentative="1">
-      <w:start w:val="1"/>
-      <w:numFmt w:val="bullet"/>
-      <w:lvlText w:val=""/>
-      <w:lvlJc w:val="left"/>
-      <w:pPr>
-        <w:ind w:left="2160" w:hanging="360"/>
-      </w:pPr>
-      <w:rPr>
-        <w:rFonts w:ascii="Wingdings" w:hAnsi="Wingdings" w:hint="default"/>
-      </w:rPr>
-    </w:lvl>
-    <w:lvl w:ilvl="3" w:tplc="40090001" w:tentative="1">
-      <w:start w:val="1"/>
-      <w:numFmt w:val="bullet"/>
-      <w:lvlText w:val=""/>
-      <w:lvlJc w:val="left"/>
-      <w:pPr>
-        <w:ind w:left="2880" w:hanging="360"/>
-      </w:pPr>
-      <w:rPr>
-        <w:rFonts w:ascii="Symbol" w:hAnsi="Symbol" w:hint="default"/>
-      </w:rPr>
-    </w:lvl>
-    <w:lvl w:ilvl="4" w:tplc="40090003" w:tentative="1">
-      <w:start w:val="1"/>
-      <w:numFmt w:val="bullet"/>
-      <w:lvlText w:val="o"/>
-      <w:lvlJc w:val="left"/>
-      <w:pPr>
-        <w:ind w:left="3600" w:hanging="360"/>
-      </w:pPr>
-      <w:rPr>
-        <w:rFonts w:ascii="Courier New" w:hAnsi="Courier New" w:cs="Courier New" w:hint="default"/>
-      </w:rPr>
-    </w:lvl>
-    <w:lvl w:ilvl="5" w:tplc="40090005" w:tentative="1">
-      <w:start w:val="1"/>
-      <w:numFmt w:val="bullet"/>
-      <w:lvlText w:val=""/>
-      <w:lvlJc w:val="left"/>
-      <w:pPr>
-        <w:ind w:left="4320" w:hanging="360"/>
-      </w:pPr>
-      <w:rPr>
-        <w:rFonts w:ascii="Wingdings" w:hAnsi="Wingdings" w:hint="default"/>
-      </w:rPr>
-    </w:lvl>
-    <w:lvl w:ilvl="6" w:tplc="40090001" w:tentative="1">
-      <w:start w:val="1"/>
-      <w:numFmt w:val="bullet"/>
-      <w:lvlText w:val=""/>
-      <w:lvlJc w:val="left"/>
-      <w:pPr>
-        <w:ind w:left="5040" w:hanging="360"/>
-      </w:pPr>
-      <w:rPr>
-        <w:rFonts w:ascii="Symbol" w:hAnsi="Symbol" w:hint="default"/>
-      </w:rPr>
-    </w:lvl>
-    <w:lvl w:ilvl="7" w:tplc="40090003" w:tentative="1">
-      <w:start w:val="1"/>
-      <w:numFmt w:val="bullet"/>
-      <w:lvlText w:val="o"/>
-      <w:lvlJc w:val="left"/>
-      <w:pPr>
-        <w:ind w:left="5760" w:hanging="360"/>
-      </w:pPr>
-      <w:rPr>
-        <w:rFonts w:ascii="Courier New" w:hAnsi="Courier New" w:cs="Courier New" w:hint="default"/>
-      </w:rPr>
-    </w:lvl>
-    <w:lvl w:ilvl="8" w:tplc="40090005" w:tentative="1">
-      <w:start w:val="1"/>
-      <w:numFmt w:val="bullet"/>
-      <w:lvlText w:val=""/>
-      <w:lvlJc w:val="left"/>
-      <w:pPr>
-        <w:ind w:left="6480" w:hanging="360"/>
-      </w:pPr>
-      <w:rPr>
-        <w:rFonts w:ascii="Wingdings" w:hAnsi="Wingdings" w:hint="default"/>
-      </w:rPr>
-    </w:lvl>
-  </w:abstractNum>
-  <w:num w:numId="1" w16cid:durableId="1860266517">
+  <w:num w:numId="1" w16cid:durableId="809444046">
     <w:abstractNumId w:val="8"/>
   </w:num>
-  <w:num w:numId="2" w16cid:durableId="1744260027">
+  <w:num w:numId="2" w16cid:durableId="713429108">
     <w:abstractNumId w:val="6"/>
   </w:num>
-  <w:num w:numId="3" w16cid:durableId="1868330484">
+  <w:num w:numId="3" w16cid:durableId="307520954">
     <w:abstractNumId w:val="5"/>
   </w:num>
-  <w:num w:numId="4" w16cid:durableId="954672514">
+  <w:num w:numId="4" w16cid:durableId="773787607">
     <w:abstractNumId w:val="4"/>
   </w:num>
-  <w:num w:numId="5" w16cid:durableId="111483022">
+  <w:num w:numId="5" w16cid:durableId="846482379">
     <w:abstractNumId w:val="7"/>
   </w:num>
-  <w:num w:numId="6" w16cid:durableId="1341813530">
+  <w:num w:numId="6" w16cid:durableId="1687558350">
     <w:abstractNumId w:val="3"/>
   </w:num>
-  <w:num w:numId="7" w16cid:durableId="2096586719">
+  <w:num w:numId="7" w16cid:durableId="1257397331">
     <w:abstractNumId w:val="2"/>
   </w:num>
-  <w:num w:numId="8" w16cid:durableId="634800222">
+  <w:num w:numId="8" w16cid:durableId="155729848">
     <w:abstractNumId w:val="1"/>
   </w:num>
-  <w:num w:numId="9" w16cid:durableId="243804673">
+  <w:num w:numId="9" w16cid:durableId="1022516190">
     <w:abstractNumId w:val="0"/>
-  </w:num>
-  <w:num w:numId="10" w16cid:durableId="1439374328">
-    <w:abstractNumId w:val="11"/>
-  </w:num>
-  <w:num w:numId="11" w16cid:durableId="1888105788">
-    <w:abstractNumId w:val="9"/>
-  </w:num>
-  <w:num w:numId="12" w16cid:durableId="1568420357">
-    <w:abstractNumId w:val="12"/>
-  </w:num>
-  <w:num w:numId="13" w16cid:durableId="952831332">
-    <w:abstractNumId w:val="10"/>
-  </w:num>
-  <w:num w:numId="14" w16cid:durableId="1640111316">
-    <w:abstractNumId w:val="13"/>
   </w:num>
 </w:numbering>
 </file>
@@ -1857,6 +1489,10 @@
     <w:name w:val="Normal"/>
     <w:qFormat/>
     <w:rsid w:val="00FC693F"/>
+    <w:rPr>
+      <w:rFonts w:ascii="Arial" w:hAnsi="Arial"/>
+      <w:sz w:val="18"/>
+    </w:rPr>
   </w:style>
   <w:style w:type="paragraph" w:styleId="Heading1">
     <w:name w:val="heading 1"/>
@@ -2070,7 +1706,6 @@
   <w:style w:type="character" w:default="1" w:styleId="DefaultParagraphFont">
     <w:name w:val="Default Paragraph Font"/>
     <w:uiPriority w:val="1"/>
-    <w:semiHidden/>
     <w:unhideWhenUsed/>
   </w:style>
   <w:style w:type="table" w:default="1" w:styleId="TableNormal">
@@ -2651,7 +2286,6 @@
       <w:b/>
       <w:bCs/>
       <w:color w:val="4F81BD" w:themeColor="accent1"/>
-      <w:sz w:val="18"/>
       <w:szCs w:val="18"/>
     </w:rPr>
   </w:style>
@@ -12847,17 +12481,27 @@
       </w:tcPr>
     </w:tblStylePr>
   </w:style>
-  <w:style w:type="paragraph" w:styleId="NormalWeb">
-    <w:name w:val="Normal (Web)"/>
-    <w:basedOn w:val="Normal"/>
+  <w:style w:type="character" w:styleId="Hyperlink">
+    <w:name w:val="Hyperlink"/>
+    <w:basedOn w:val="DefaultParagraphFont"/>
+    <w:uiPriority w:val="99"/>
+    <w:unhideWhenUsed/>
+    <w:rsid w:val="00B13EBA"/>
+    <w:rPr>
+      <w:color w:val="0000FF" w:themeColor="hyperlink"/>
+      <w:u w:val="single"/>
+    </w:rPr>
+  </w:style>
+  <w:style w:type="character" w:styleId="UnresolvedMention">
+    <w:name w:val="Unresolved Mention"/>
+    <w:basedOn w:val="DefaultParagraphFont"/>
     <w:uiPriority w:val="99"/>
     <w:semiHidden/>
     <w:unhideWhenUsed/>
-    <w:rsid w:val="004E778E"/>
+    <w:rsid w:val="00B13EBA"/>
     <w:rPr>
-      <w:rFonts w:ascii="Times New Roman" w:hAnsi="Times New Roman" w:cs="Times New Roman"/>
-      <w:sz w:val="24"/>
-      <w:szCs w:val="24"/>
+      <w:color w:val="605E5C"/>
+      <w:shd w:val="clear" w:color="auto" w:fill="E1DFDD"/>
     </w:rPr>
   </w:style>
 </w:styles>
@@ -13193,10 +12837,4 @@
     <ds:schemaRef ds:uri="http://schemas.openxmlformats.org/officeDocument/2006/bibliography"/>
   </ds:schemaRefs>
 </ds:datastoreItem>
-</file>
-
-<file path=docMetadata/LabelInfo.xml><?xml version="1.0" encoding="utf-8"?>
-<clbl:labelList xmlns:clbl="http://schemas.microsoft.com/office/2020/mipLabelMetadata">
-  <clbl:label id="{a0819fa7-4367-4500-ba88-dd630d977609}" enabled="1" method="Standard" siteId="{63ce7d59-2f3e-42cd-a8cc-be764cff5eb6}" contentBits="0" removed="0"/>
-</clbl:labelList>
 </file>